--- a/GameDev-Experimentations.2.docx
+++ b/GameDev-Experimentations.2.docx
@@ -72,25 +72,49 @@
         <w:rPr>
           <w:rFonts w:ascii="Cascadia Code" w:hAnsi="Cascadia Code" w:cs="Cascadia Code"/>
         </w:rPr>
-        <w:t xml:space="preserve"> Thread</w:t>
-      </w:r>
-    </w:p>
-    <w:p>
-      <w:pPr>
-        <w:pStyle w:val="ListParagraph"/>
-        <w:numPr>
-          <w:ilvl w:val="3"/>
-          <w:numId w:val="1"/>
-        </w:numPr>
-        <w:rPr>
-          <w:rFonts w:ascii="Cascadia Code" w:hAnsi="Cascadia Code" w:cs="Cascadia Code"/>
-        </w:rPr>
-      </w:pPr>
-      <w:r>
-        <w:rPr>
-          <w:rFonts w:ascii="Cascadia Code" w:hAnsi="Cascadia Code" w:cs="Cascadia Code"/>
-        </w:rPr>
-        <w:t>Handles rendering / Graphics. All Z-index layer.</w:t>
+        <w:t xml:space="preserve"> </w:t>
+      </w:r>
+      <w:r>
+        <w:rPr>
+          <w:rFonts w:ascii="Cascadia Code" w:hAnsi="Cascadia Code" w:cs="Cascadia Code"/>
+        </w:rPr>
+        <w:t>Main</w:t>
+      </w:r>
+    </w:p>
+    <w:p>
+      <w:pPr>
+        <w:pStyle w:val="ListParagraph"/>
+        <w:numPr>
+          <w:ilvl w:val="3"/>
+          <w:numId w:val="1"/>
+        </w:numPr>
+        <w:rPr>
+          <w:rFonts w:ascii="Cascadia Code" w:hAnsi="Cascadia Code" w:cs="Cascadia Code"/>
+        </w:rPr>
+      </w:pPr>
+      <w:r>
+        <w:rPr>
+          <w:rFonts w:ascii="Cascadia Code" w:hAnsi="Cascadia Code" w:cs="Cascadia Code"/>
+        </w:rPr>
+        <w:t>Input</w:t>
+      </w:r>
+    </w:p>
+    <w:p>
+      <w:pPr>
+        <w:pStyle w:val="ListParagraph"/>
+        <w:numPr>
+          <w:ilvl w:val="3"/>
+          <w:numId w:val="1"/>
+        </w:numPr>
+        <w:rPr>
+          <w:rFonts w:ascii="Cascadia Code" w:hAnsi="Cascadia Code" w:cs="Cascadia Code"/>
+        </w:rPr>
+      </w:pPr>
+      <w:r>
+        <w:rPr>
+          <w:rFonts w:ascii="Cascadia Code" w:hAnsi="Cascadia Code" w:cs="Cascadia Code"/>
+        </w:rPr>
+        <w:t>Rendering</w:t>
       </w:r>
     </w:p>
     <w:p>
@@ -121,25 +145,103 @@
         <w:rPr>
           <w:rFonts w:ascii="Cascadia Code" w:hAnsi="Cascadia Code" w:cs="Cascadia Code"/>
         </w:rPr>
-        <w:t xml:space="preserve"> Thread</w:t>
-      </w:r>
-    </w:p>
-    <w:p>
-      <w:pPr>
-        <w:pStyle w:val="ListParagraph"/>
-        <w:numPr>
-          <w:ilvl w:val="3"/>
-          <w:numId w:val="1"/>
-        </w:numPr>
-        <w:rPr>
-          <w:rFonts w:ascii="Cascadia Code" w:hAnsi="Cascadia Code" w:cs="Cascadia Code"/>
-        </w:rPr>
-      </w:pPr>
-      <w:r>
-        <w:rPr>
-          <w:rFonts w:ascii="Cascadia Code" w:hAnsi="Cascadia Code" w:cs="Cascadia Code"/>
-        </w:rPr>
-        <w:t>Core Simulation, Physics, collisions, Statics Objects (Furniture)</w:t>
+        <w:t xml:space="preserve"> </w:t>
+      </w:r>
+      <w:r>
+        <w:rPr>
+          <w:rFonts w:ascii="Cascadia Code" w:hAnsi="Cascadia Code" w:cs="Cascadia Code"/>
+        </w:rPr>
+        <w:t>Simulations</w:t>
+      </w:r>
+    </w:p>
+    <w:p>
+      <w:pPr>
+        <w:pStyle w:val="ListParagraph"/>
+        <w:numPr>
+          <w:ilvl w:val="3"/>
+          <w:numId w:val="1"/>
+        </w:numPr>
+        <w:rPr>
+          <w:rFonts w:ascii="Cascadia Code" w:hAnsi="Cascadia Code" w:cs="Cascadia Code"/>
+        </w:rPr>
+      </w:pPr>
+      <w:r>
+        <w:rPr>
+          <w:rFonts w:ascii="Cascadia Code" w:hAnsi="Cascadia Code" w:cs="Cascadia Code"/>
+        </w:rPr>
+        <w:t>Physics</w:t>
+      </w:r>
+    </w:p>
+    <w:p>
+      <w:pPr>
+        <w:pStyle w:val="ListParagraph"/>
+        <w:numPr>
+          <w:ilvl w:val="3"/>
+          <w:numId w:val="1"/>
+        </w:numPr>
+        <w:rPr>
+          <w:rFonts w:ascii="Cascadia Code" w:hAnsi="Cascadia Code" w:cs="Cascadia Code"/>
+        </w:rPr>
+      </w:pPr>
+      <w:r>
+        <w:rPr>
+          <w:rFonts w:ascii="Cascadia Code" w:hAnsi="Cascadia Code" w:cs="Cascadia Code"/>
+        </w:rPr>
+        <w:t>Collisions</w:t>
+      </w:r>
+    </w:p>
+    <w:p>
+      <w:pPr>
+        <w:pStyle w:val="ListParagraph"/>
+        <w:numPr>
+          <w:ilvl w:val="3"/>
+          <w:numId w:val="1"/>
+        </w:numPr>
+        <w:rPr>
+          <w:rFonts w:ascii="Cascadia Code" w:hAnsi="Cascadia Code" w:cs="Cascadia Code"/>
+        </w:rPr>
+      </w:pPr>
+      <w:r>
+        <w:rPr>
+          <w:rFonts w:ascii="Cascadia Code" w:hAnsi="Cascadia Code" w:cs="Cascadia Code"/>
+        </w:rPr>
+        <w:t>Ragdoll</w:t>
+      </w:r>
+    </w:p>
+    <w:p>
+      <w:pPr>
+        <w:pStyle w:val="ListParagraph"/>
+        <w:numPr>
+          <w:ilvl w:val="3"/>
+          <w:numId w:val="1"/>
+        </w:numPr>
+        <w:rPr>
+          <w:rFonts w:ascii="Cascadia Code" w:hAnsi="Cascadia Code" w:cs="Cascadia Code"/>
+        </w:rPr>
+      </w:pPr>
+      <w:r>
+        <w:rPr>
+          <w:rFonts w:ascii="Cascadia Code" w:hAnsi="Cascadia Code" w:cs="Cascadia Code"/>
+        </w:rPr>
+        <w:t>AI</w:t>
+      </w:r>
+      <w:r>
+        <w:rPr>
+          <w:rFonts w:ascii="Cascadia Code" w:hAnsi="Cascadia Code" w:cs="Cascadia Code"/>
+        </w:rPr>
+        <w:t xml:space="preserve"> </w:t>
+      </w:r>
+      <w:r>
+        <w:rPr>
+          <w:rFonts w:ascii="Cascadia Code" w:hAnsi="Cascadia Code" w:cs="Cascadia Code"/>
+        </w:rPr>
+        <w:t>Instantaneous</w:t>
+      </w:r>
+      <w:r>
+        <w:rPr>
+          <w:rFonts w:ascii="Cascadia Code" w:hAnsi="Cascadia Code" w:cs="Cascadia Code"/>
+        </w:rPr>
+        <w:tab/>
       </w:r>
     </w:p>
     <w:p>
@@ -170,130 +272,81 @@
         <w:rPr>
           <w:rFonts w:ascii="Cascadia Code" w:hAnsi="Cascadia Code" w:cs="Cascadia Code"/>
         </w:rPr>
-        <w:t xml:space="preserve"> Thread</w:t>
-      </w:r>
-    </w:p>
-    <w:p>
-      <w:pPr>
-        <w:pStyle w:val="ListParagraph"/>
-        <w:numPr>
-          <w:ilvl w:val="3"/>
-          <w:numId w:val="1"/>
-        </w:numPr>
-        <w:rPr>
-          <w:rFonts w:ascii="Cascadia Code" w:hAnsi="Cascadia Code" w:cs="Cascadia Code"/>
-        </w:rPr>
-      </w:pPr>
-      <w:r>
-        <w:rPr>
-          <w:rFonts w:ascii="Cascadia Code" w:hAnsi="Cascadia Code" w:cs="Cascadia Code"/>
-        </w:rPr>
-        <w:t>Handles AI Simulation / Calculations</w:t>
-      </w:r>
-    </w:p>
-    <w:p>
-      <w:pPr>
-        <w:pStyle w:val="ListParagraph"/>
-        <w:numPr>
-          <w:ilvl w:val="2"/>
-          <w:numId w:val="1"/>
-        </w:numPr>
-        <w:rPr>
-          <w:rFonts w:ascii="Cascadia Code" w:hAnsi="Cascadia Code" w:cs="Cascadia Code"/>
-        </w:rPr>
-      </w:pPr>
-      <w:r>
-        <w:rPr>
-          <w:rFonts w:ascii="Cascadia Code" w:hAnsi="Cascadia Code" w:cs="Cascadia Code"/>
-        </w:rPr>
-        <w:t>4</w:t>
-      </w:r>
-      <w:r>
-        <w:rPr>
-          <w:rFonts w:ascii="Cascadia Code" w:hAnsi="Cascadia Code" w:cs="Cascadia Code"/>
-          <w:vertAlign w:val="superscript"/>
-        </w:rPr>
-        <w:t>th</w:t>
-      </w:r>
-      <w:r>
-        <w:rPr>
-          <w:rFonts w:ascii="Cascadia Code" w:hAnsi="Cascadia Code" w:cs="Cascadia Code"/>
-        </w:rPr>
-        <w:t xml:space="preserve"> Thread</w:t>
-      </w:r>
-    </w:p>
-    <w:p>
-      <w:pPr>
-        <w:pStyle w:val="ListParagraph"/>
-        <w:numPr>
-          <w:ilvl w:val="3"/>
-          <w:numId w:val="1"/>
-        </w:numPr>
-        <w:rPr>
-          <w:rFonts w:ascii="Cascadia Code" w:hAnsi="Cascadia Code" w:cs="Cascadia Code"/>
-        </w:rPr>
-      </w:pPr>
-      <w:r>
-        <w:rPr>
-          <w:rFonts w:ascii="Cascadia Code" w:hAnsi="Cascadia Code" w:cs="Cascadia Code"/>
-        </w:rPr>
-        <w:t>Handles Map Loading, Chunk Load/Unload.</w:t>
-      </w:r>
-    </w:p>
-    <w:p>
-      <w:pPr>
-        <w:pStyle w:val="ListParagraph"/>
-        <w:numPr>
-          <w:ilvl w:val="2"/>
-          <w:numId w:val="1"/>
-        </w:numPr>
-        <w:rPr>
-          <w:rFonts w:ascii="Cascadia Code" w:hAnsi="Cascadia Code" w:cs="Cascadia Code"/>
-        </w:rPr>
-      </w:pPr>
-      <w:r>
-        <w:rPr>
-          <w:rFonts w:ascii="Cascadia Code" w:hAnsi="Cascadia Code" w:cs="Cascadia Code"/>
-        </w:rPr>
-        <w:t>5</w:t>
-      </w:r>
-      <w:r>
-        <w:rPr>
-          <w:rFonts w:ascii="Cascadia Code" w:hAnsi="Cascadia Code" w:cs="Cascadia Code"/>
-          <w:vertAlign w:val="superscript"/>
-        </w:rPr>
-        <w:t>th</w:t>
-      </w:r>
-      <w:r>
-        <w:rPr>
-          <w:rFonts w:ascii="Cascadia Code" w:hAnsi="Cascadia Code" w:cs="Cascadia Code"/>
-        </w:rPr>
-        <w:t xml:space="preserve"> Thread</w:t>
-      </w:r>
-    </w:p>
-    <w:p>
-      <w:pPr>
-        <w:pStyle w:val="ListParagraph"/>
-        <w:numPr>
-          <w:ilvl w:val="3"/>
-          <w:numId w:val="1"/>
-        </w:numPr>
-        <w:rPr>
-          <w:rFonts w:ascii="Cascadia Code" w:hAnsi="Cascadia Code" w:cs="Cascadia Code"/>
-        </w:rPr>
-      </w:pPr>
-      <w:r>
-        <w:rPr>
-          <w:rFonts w:ascii="Cascadia Code" w:hAnsi="Cascadia Code" w:cs="Cascadia Code"/>
-        </w:rPr>
-        <w:t xml:space="preserve">Handles Quick Instantaneous </w:t>
-      </w:r>
-      <w:r>
-        <w:rPr>
-          <w:rFonts w:ascii="Cascadia Code" w:hAnsi="Cascadia Code" w:cs="Cascadia Code"/>
-        </w:rPr>
-        <w:t>Ragdoll, Collisions, Static Object Impact, and Static Surface Impact.</w:t>
-      </w:r>
+        <w:t xml:space="preserve"> </w:t>
+      </w:r>
+      <w:r>
+        <w:rPr>
+          <w:rFonts w:ascii="Cascadia Code" w:hAnsi="Cascadia Code" w:cs="Cascadia Code"/>
+        </w:rPr>
+        <w:t>Worker</w:t>
+      </w:r>
+    </w:p>
+    <w:p>
+      <w:pPr>
+        <w:pStyle w:val="ListParagraph"/>
+        <w:numPr>
+          <w:ilvl w:val="3"/>
+          <w:numId w:val="1"/>
+        </w:numPr>
+        <w:rPr>
+          <w:rFonts w:ascii="Cascadia Code" w:hAnsi="Cascadia Code" w:cs="Cascadia Code"/>
+        </w:rPr>
+      </w:pPr>
+      <w:r>
+        <w:rPr>
+          <w:rFonts w:ascii="Cascadia Code" w:hAnsi="Cascadia Code" w:cs="Cascadia Code"/>
+        </w:rPr>
+        <w:t>Pathfinding</w:t>
+      </w:r>
+    </w:p>
+    <w:p>
+      <w:pPr>
+        <w:pStyle w:val="ListParagraph"/>
+        <w:numPr>
+          <w:ilvl w:val="3"/>
+          <w:numId w:val="1"/>
+        </w:numPr>
+        <w:rPr>
+          <w:rFonts w:ascii="Cascadia Code" w:hAnsi="Cascadia Code" w:cs="Cascadia Code"/>
+        </w:rPr>
+      </w:pPr>
+      <w:r>
+        <w:rPr>
+          <w:rFonts w:ascii="Cascadia Code" w:hAnsi="Cascadia Code" w:cs="Cascadia Code"/>
+        </w:rPr>
+        <w:t>Chunk Loading</w:t>
+      </w:r>
+    </w:p>
+    <w:p>
+      <w:pPr>
+        <w:pStyle w:val="ListParagraph"/>
+        <w:numPr>
+          <w:ilvl w:val="3"/>
+          <w:numId w:val="1"/>
+        </w:numPr>
+        <w:rPr>
+          <w:rFonts w:ascii="Cascadia Code" w:hAnsi="Cascadia Code" w:cs="Cascadia Code"/>
+        </w:rPr>
+      </w:pPr>
+      <w:r>
+        <w:rPr>
+          <w:rFonts w:ascii="Cascadia Code" w:hAnsi="Cascadia Code" w:cs="Cascadia Code"/>
+        </w:rPr>
+        <w:t xml:space="preserve">AI </w:t>
+      </w:r>
+      <w:r>
+        <w:rPr>
+          <w:rFonts w:ascii="Cascadia Code" w:hAnsi="Cascadia Code" w:cs="Cascadia Code"/>
+        </w:rPr>
+        <w:t>Heavy Calculation</w:t>
+      </w:r>
+    </w:p>
+    <w:p>
+      <w:pPr>
+        <w:rPr>
+          <w:rFonts w:ascii="Cascadia Code" w:hAnsi="Cascadia Code" w:cs="Cascadia Code"/>
+        </w:rPr>
+      </w:pPr>
     </w:p>
     <w:p>
       <w:pPr>
@@ -334,7 +387,7 @@
         <w:rPr>
           <w:rFonts w:ascii="Cascadia Code" w:hAnsi="Cascadia Code" w:cs="Cascadia Code"/>
         </w:rPr>
-        <w:t>Map Generator – hiatus</w:t>
+        <w:t>Map Generator</w:t>
       </w:r>
     </w:p>
     <w:p>
@@ -352,7 +405,7 @@
         <w:rPr>
           <w:rFonts w:ascii="Cascadia Code" w:hAnsi="Cascadia Code" w:cs="Cascadia Code"/>
         </w:rPr>
-        <w:t>World Events handler - hiatus</w:t>
+        <w:t>World Events handler</w:t>
       </w:r>
     </w:p>
     <w:p>
@@ -388,7 +441,7 @@
         <w:rPr>
           <w:rFonts w:ascii="Cascadia Code" w:hAnsi="Cascadia Code" w:cs="Cascadia Code"/>
         </w:rPr>
-        <w:t>Stats – Changed based on Map and Current events – hiatus</w:t>
+        <w:t>Stats – Changed based on Map and Current events</w:t>
       </w:r>
     </w:p>
     <w:p>
@@ -442,7 +495,19 @@
         <w:rPr>
           <w:rFonts w:ascii="Cascadia Code" w:hAnsi="Cascadia Code" w:cs="Cascadia Code"/>
         </w:rPr>
-        <w:t>Save the Generated World (Hiatus) and Generated Entity</w:t>
+        <w:t>Save the Generated World</w:t>
+      </w:r>
+      <w:r>
+        <w:rPr>
+          <w:rFonts w:ascii="Cascadia Code" w:hAnsi="Cascadia Code" w:cs="Cascadia Code"/>
+        </w:rPr>
+        <w:t xml:space="preserve"> </w:t>
+      </w:r>
+      <w:r>
+        <w:rPr>
+          <w:rFonts w:ascii="Cascadia Code" w:hAnsi="Cascadia Code" w:cs="Cascadia Code"/>
+        </w:rPr>
+        <w:t>and Generated Entity</w:t>
       </w:r>
     </w:p>
     <w:p>
@@ -526,6 +591,18 @@
         <w:lastRenderedPageBreak/>
         <w:t>Planed Features</w:t>
       </w:r>
+      <w:r>
+        <w:rPr>
+          <w:rFonts w:ascii="Cascadia Code" w:hAnsi="Cascadia Code" w:cs="Cascadia Code"/>
+        </w:rPr>
+        <w:t xml:space="preserve"> </w:t>
+      </w:r>
+      <w:r>
+        <w:rPr>
+          <w:rFonts w:ascii="Cascadia Code" w:hAnsi="Cascadia Code" w:cs="Cascadia Code"/>
+        </w:rPr>
+        <w:t>- hiatus</w:t>
+      </w:r>
     </w:p>
     <w:p>
       <w:pPr>
@@ -548,7 +625,7 @@
         <w:rPr>
           <w:rFonts w:ascii="Cascadia Code" w:hAnsi="Cascadia Code" w:cs="Cascadia Code"/>
         </w:rPr>
-        <w:t xml:space="preserve"> - hiatus</w:t>
+        <w:t xml:space="preserve"> </w:t>
       </w:r>
     </w:p>
     <w:p>
@@ -674,13 +751,1277 @@
         <w:rPr>
           <w:rFonts w:ascii="Cascadia Code" w:hAnsi="Cascadia Code" w:cs="Cascadia Code"/>
         </w:rPr>
-        <w:t xml:space="preserve">Soft Body Imitations – </w:t>
-      </w:r>
-      <w:r>
-        <w:rPr>
-          <w:rFonts w:ascii="Cascadia Code" w:hAnsi="Cascadia Code" w:cs="Cascadia Code"/>
-        </w:rPr>
-        <w:t>Lattice</w:t>
+        <w:t xml:space="preserve">Soft Body </w:t>
+      </w:r>
+      <w:r>
+        <w:rPr>
+          <w:rFonts w:ascii="Cascadia Code" w:hAnsi="Cascadia Code" w:cs="Cascadia Code"/>
+        </w:rPr>
+        <w:t>Fake</w:t>
+      </w:r>
+    </w:p>
+    <w:p>
+      <w:pPr>
+        <w:pStyle w:val="ListParagraph"/>
+        <w:numPr>
+          <w:ilvl w:val="3"/>
+          <w:numId w:val="1"/>
+        </w:numPr>
+        <w:rPr>
+          <w:rFonts w:ascii="Cascadia Code" w:hAnsi="Cascadia Code" w:cs="Cascadia Code"/>
+        </w:rPr>
+      </w:pPr>
+      <w:r>
+        <w:rPr>
+          <w:rFonts w:ascii="Cascadia Code" w:hAnsi="Cascadia Code" w:cs="Cascadia Code"/>
+        </w:rPr>
+        <w:t>Glutes</w:t>
+      </w:r>
+    </w:p>
+    <w:p>
+      <w:pPr>
+        <w:pStyle w:val="ListParagraph"/>
+        <w:numPr>
+          <w:ilvl w:val="3"/>
+          <w:numId w:val="1"/>
+        </w:numPr>
+        <w:rPr>
+          <w:rFonts w:ascii="Cascadia Code" w:hAnsi="Cascadia Code" w:cs="Cascadia Code"/>
+        </w:rPr>
+      </w:pPr>
+      <w:r>
+        <w:rPr>
+          <w:rFonts w:ascii="Cascadia Code" w:hAnsi="Cascadia Code" w:cs="Cascadia Code"/>
+        </w:rPr>
+        <w:t>Breast</w:t>
+      </w:r>
+    </w:p>
+    <w:p>
+      <w:pPr>
+        <w:pStyle w:val="ListParagraph"/>
+        <w:numPr>
+          <w:ilvl w:val="3"/>
+          <w:numId w:val="1"/>
+        </w:numPr>
+        <w:rPr>
+          <w:rFonts w:ascii="Cascadia Code" w:hAnsi="Cascadia Code" w:cs="Cascadia Code"/>
+        </w:rPr>
+      </w:pPr>
+      <w:r>
+        <w:rPr>
+          <w:rFonts w:ascii="Cascadia Code" w:hAnsi="Cascadia Code" w:cs="Cascadia Code"/>
+        </w:rPr>
+        <w:t>Thighs</w:t>
+      </w:r>
+    </w:p>
+    <w:p>
+      <w:pPr>
+        <w:pStyle w:val="ListParagraph"/>
+        <w:numPr>
+          <w:ilvl w:val="3"/>
+          <w:numId w:val="1"/>
+        </w:numPr>
+        <w:rPr>
+          <w:rFonts w:ascii="Cascadia Code" w:hAnsi="Cascadia Code" w:cs="Cascadia Code"/>
+        </w:rPr>
+      </w:pPr>
+      <w:r>
+        <w:rPr>
+          <w:rFonts w:ascii="Cascadia Code" w:hAnsi="Cascadia Code" w:cs="Cascadia Code"/>
+        </w:rPr>
+        <w:t>Fats</w:t>
+      </w:r>
+    </w:p>
+    <w:p>
+      <w:pPr>
+        <w:pStyle w:val="ListParagraph"/>
+        <w:numPr>
+          <w:ilvl w:val="3"/>
+          <w:numId w:val="1"/>
+        </w:numPr>
+        <w:rPr>
+          <w:rFonts w:ascii="Cascadia Code" w:hAnsi="Cascadia Code" w:cs="Cascadia Code"/>
+        </w:rPr>
+      </w:pPr>
+      <w:r>
+        <w:rPr>
+          <w:rFonts w:ascii="Cascadia Code" w:hAnsi="Cascadia Code" w:cs="Cascadia Code"/>
+        </w:rPr>
+        <w:t>Loss Skin</w:t>
+      </w:r>
+    </w:p>
+    <w:p>
+      <w:pPr>
+        <w:pStyle w:val="ListParagraph"/>
+        <w:numPr>
+          <w:ilvl w:val="2"/>
+          <w:numId w:val="1"/>
+        </w:numPr>
+        <w:rPr>
+          <w:rFonts w:ascii="Cascadia Code" w:hAnsi="Cascadia Code" w:cs="Cascadia Code"/>
+        </w:rPr>
+      </w:pPr>
+      <w:r>
+        <w:rPr>
+          <w:rFonts w:ascii="Cascadia Code" w:hAnsi="Cascadia Code" w:cs="Cascadia Code"/>
+        </w:rPr>
+        <w:t>Animations + Xray View</w:t>
+      </w:r>
+    </w:p>
+    <w:p>
+      <w:pPr>
+        <w:pStyle w:val="ListParagraph"/>
+        <w:numPr>
+          <w:ilvl w:val="3"/>
+          <w:numId w:val="1"/>
+        </w:numPr>
+        <w:rPr>
+          <w:rFonts w:ascii="Cascadia Code" w:hAnsi="Cascadia Code" w:cs="Cascadia Code"/>
+        </w:rPr>
+      </w:pPr>
+      <w:r>
+        <w:rPr>
+          <w:rFonts w:ascii="Cascadia Code" w:hAnsi="Cascadia Code" w:cs="Cascadia Code"/>
+        </w:rPr>
+        <w:t>Assault – Adult Pack</w:t>
+      </w:r>
+    </w:p>
+    <w:p>
+      <w:pPr>
+        <w:pStyle w:val="ListParagraph"/>
+        <w:numPr>
+          <w:ilvl w:val="3"/>
+          <w:numId w:val="1"/>
+        </w:numPr>
+        <w:rPr>
+          <w:rFonts w:ascii="Cascadia Code" w:hAnsi="Cascadia Code" w:cs="Cascadia Code"/>
+        </w:rPr>
+      </w:pPr>
+      <w:r>
+        <w:rPr>
+          <w:rFonts w:ascii="Cascadia Code" w:hAnsi="Cascadia Code" w:cs="Cascadia Code"/>
+        </w:rPr>
+        <w:t>Masturbation – Adult Pack</w:t>
+      </w:r>
+    </w:p>
+    <w:p>
+      <w:pPr>
+        <w:pStyle w:val="ListParagraph"/>
+        <w:numPr>
+          <w:ilvl w:val="3"/>
+          <w:numId w:val="1"/>
+        </w:numPr>
+        <w:rPr>
+          <w:rFonts w:ascii="Cascadia Code" w:hAnsi="Cascadia Code" w:cs="Cascadia Code"/>
+        </w:rPr>
+      </w:pPr>
+      <w:r>
+        <w:rPr>
+          <w:rFonts w:ascii="Cascadia Code" w:hAnsi="Cascadia Code" w:cs="Cascadia Code"/>
+        </w:rPr>
+        <w:t>Rape – Adult pack</w:t>
+      </w:r>
+    </w:p>
+    <w:p>
+      <w:pPr>
+        <w:pStyle w:val="ListParagraph"/>
+        <w:numPr>
+          <w:ilvl w:val="2"/>
+          <w:numId w:val="1"/>
+        </w:numPr>
+        <w:rPr>
+          <w:rFonts w:ascii="Cascadia Code" w:hAnsi="Cascadia Code" w:cs="Cascadia Code"/>
+        </w:rPr>
+      </w:pPr>
+      <w:r>
+        <w:rPr>
+          <w:rFonts w:ascii="Cascadia Code" w:hAnsi="Cascadia Code" w:cs="Cascadia Code"/>
+        </w:rPr>
+        <w:t>Fluid</w:t>
+      </w:r>
+      <w:r>
+        <w:rPr>
+          <w:rFonts w:ascii="Cascadia Code" w:hAnsi="Cascadia Code" w:cs="Cascadia Code"/>
+        </w:rPr>
+        <w:t xml:space="preserve"> Simulation/</w:t>
+      </w:r>
+      <w:r>
+        <w:rPr>
+          <w:rFonts w:ascii="Cascadia Code" w:hAnsi="Cascadia Code" w:cs="Cascadia Code"/>
+        </w:rPr>
+        <w:t>Adhesion</w:t>
+      </w:r>
+      <w:r>
+        <w:rPr>
+          <w:rFonts w:ascii="Cascadia Code" w:hAnsi="Cascadia Code" w:cs="Cascadia Code"/>
+        </w:rPr>
+        <w:t xml:space="preserve"> Fake</w:t>
+      </w:r>
+    </w:p>
+    <w:p>
+      <w:pPr>
+        <w:pStyle w:val="ListParagraph"/>
+        <w:numPr>
+          <w:ilvl w:val="3"/>
+          <w:numId w:val="1"/>
+        </w:numPr>
+        <w:rPr>
+          <w:rFonts w:ascii="Cascadia Code" w:hAnsi="Cascadia Code" w:cs="Cascadia Code"/>
+        </w:rPr>
+      </w:pPr>
+      <w:r>
+        <w:rPr>
+          <w:rFonts w:ascii="Cascadia Code" w:hAnsi="Cascadia Code" w:cs="Cascadia Code"/>
+        </w:rPr>
+        <w:t>Ejaculation – Adult pack</w:t>
+      </w:r>
+    </w:p>
+    <w:p>
+      <w:pPr>
+        <w:pStyle w:val="ListParagraph"/>
+        <w:numPr>
+          <w:ilvl w:val="3"/>
+          <w:numId w:val="1"/>
+        </w:numPr>
+        <w:rPr>
+          <w:rFonts w:ascii="Cascadia Code" w:hAnsi="Cascadia Code" w:cs="Cascadia Code"/>
+        </w:rPr>
+      </w:pPr>
+      <w:r>
+        <w:rPr>
+          <w:rFonts w:ascii="Cascadia Code" w:hAnsi="Cascadia Code" w:cs="Cascadia Code"/>
+        </w:rPr>
+        <w:t>Dripping Out – Adult Pack</w:t>
+      </w:r>
+    </w:p>
+    <w:p>
+      <w:pPr>
+        <w:pStyle w:val="ListParagraph"/>
+        <w:numPr>
+          <w:ilvl w:val="3"/>
+          <w:numId w:val="1"/>
+        </w:numPr>
+        <w:rPr>
+          <w:rFonts w:ascii="Cascadia Code" w:hAnsi="Cascadia Code" w:cs="Cascadia Code"/>
+        </w:rPr>
+      </w:pPr>
+      <w:r>
+        <w:rPr>
+          <w:rFonts w:ascii="Cascadia Code" w:hAnsi="Cascadia Code" w:cs="Cascadia Code"/>
+        </w:rPr>
+        <w:t xml:space="preserve">Blood </w:t>
+      </w:r>
+    </w:p>
+    <w:p>
+      <w:pPr>
+        <w:pStyle w:val="ListParagraph"/>
+        <w:numPr>
+          <w:ilvl w:val="4"/>
+          <w:numId w:val="1"/>
+        </w:numPr>
+        <w:rPr>
+          <w:rFonts w:ascii="Cascadia Code" w:hAnsi="Cascadia Code" w:cs="Cascadia Code"/>
+        </w:rPr>
+      </w:pPr>
+      <w:r>
+        <w:rPr>
+          <w:rFonts w:ascii="Cascadia Code" w:hAnsi="Cascadia Code" w:cs="Cascadia Code"/>
+        </w:rPr>
+        <w:t>Slash</w:t>
+      </w:r>
+    </w:p>
+    <w:p>
+      <w:pPr>
+        <w:pStyle w:val="ListParagraph"/>
+        <w:numPr>
+          <w:ilvl w:val="4"/>
+          <w:numId w:val="1"/>
+        </w:numPr>
+        <w:rPr>
+          <w:rFonts w:ascii="Cascadia Code" w:hAnsi="Cascadia Code" w:cs="Cascadia Code"/>
+        </w:rPr>
+      </w:pPr>
+      <w:r>
+        <w:rPr>
+          <w:rFonts w:ascii="Cascadia Code" w:hAnsi="Cascadia Code" w:cs="Cascadia Code"/>
+        </w:rPr>
+        <w:t>Splash</w:t>
+      </w:r>
+    </w:p>
+    <w:p>
+      <w:pPr>
+        <w:pStyle w:val="ListParagraph"/>
+        <w:numPr>
+          <w:ilvl w:val="4"/>
+          <w:numId w:val="1"/>
+        </w:numPr>
+        <w:rPr>
+          <w:rFonts w:ascii="Cascadia Code" w:hAnsi="Cascadia Code" w:cs="Cascadia Code"/>
+        </w:rPr>
+      </w:pPr>
+      <w:r>
+        <w:rPr>
+          <w:rFonts w:ascii="Cascadia Code" w:hAnsi="Cascadia Code" w:cs="Cascadia Code"/>
+        </w:rPr>
+        <w:t>Leak</w:t>
+      </w:r>
+    </w:p>
+    <w:p>
+      <w:pPr>
+        <w:pStyle w:val="ListParagraph"/>
+        <w:numPr>
+          <w:ilvl w:val="2"/>
+          <w:numId w:val="1"/>
+        </w:numPr>
+        <w:rPr>
+          <w:rFonts w:ascii="Cascadia Code" w:hAnsi="Cascadia Code" w:cs="Cascadia Code"/>
+        </w:rPr>
+      </w:pPr>
+      <w:r>
+        <w:rPr>
+          <w:rFonts w:ascii="Cascadia Code" w:hAnsi="Cascadia Code" w:cs="Cascadia Code"/>
+        </w:rPr>
+        <w:t>Cloth Physics</w:t>
+      </w:r>
+      <w:r>
+        <w:rPr>
+          <w:rFonts w:ascii="Cascadia Code" w:hAnsi="Cascadia Code" w:cs="Cascadia Code"/>
+        </w:rPr>
+        <w:t xml:space="preserve"> Fake</w:t>
+      </w:r>
+    </w:p>
+    <w:p>
+      <w:pPr>
+        <w:pStyle w:val="ListParagraph"/>
+        <w:numPr>
+          <w:ilvl w:val="3"/>
+          <w:numId w:val="1"/>
+        </w:numPr>
+        <w:rPr>
+          <w:rFonts w:ascii="Cascadia Code" w:hAnsi="Cascadia Code" w:cs="Cascadia Code"/>
+        </w:rPr>
+      </w:pPr>
+      <w:r>
+        <w:rPr>
+          <w:rFonts w:ascii="Cascadia Code" w:hAnsi="Cascadia Code" w:cs="Cascadia Code"/>
+        </w:rPr>
+        <w:t>Waving On air</w:t>
+      </w:r>
+    </w:p>
+    <w:p>
+      <w:pPr>
+        <w:pStyle w:val="ListParagraph"/>
+        <w:numPr>
+          <w:ilvl w:val="3"/>
+          <w:numId w:val="1"/>
+        </w:numPr>
+        <w:rPr>
+          <w:rFonts w:ascii="Cascadia Code" w:hAnsi="Cascadia Code" w:cs="Cascadia Code"/>
+        </w:rPr>
+      </w:pPr>
+      <w:r>
+        <w:rPr>
+          <w:rFonts w:ascii="Cascadia Code" w:hAnsi="Cascadia Code" w:cs="Cascadia Code"/>
+        </w:rPr>
+        <w:t>Move with character</w:t>
+      </w:r>
+    </w:p>
+    <w:p>
+      <w:pPr>
+        <w:pStyle w:val="ListParagraph"/>
+        <w:numPr>
+          <w:ilvl w:val="3"/>
+          <w:numId w:val="1"/>
+        </w:numPr>
+        <w:rPr>
+          <w:rFonts w:ascii="Cascadia Code" w:hAnsi="Cascadia Code" w:cs="Cascadia Code"/>
+        </w:rPr>
+      </w:pPr>
+      <w:r>
+        <w:rPr>
+          <w:rFonts w:ascii="Cascadia Code" w:hAnsi="Cascadia Code" w:cs="Cascadia Code"/>
+        </w:rPr>
+        <w:t>React with wind</w:t>
+      </w:r>
+    </w:p>
+    <w:p>
+      <w:pPr>
+        <w:pStyle w:val="ListParagraph"/>
+        <w:numPr>
+          <w:ilvl w:val="3"/>
+          <w:numId w:val="1"/>
+        </w:numPr>
+        <w:rPr>
+          <w:rFonts w:ascii="Cascadia Code" w:hAnsi="Cascadia Code" w:cs="Cascadia Code"/>
+        </w:rPr>
+      </w:pPr>
+      <w:r>
+        <w:rPr>
+          <w:rFonts w:ascii="Cascadia Code" w:hAnsi="Cascadia Code" w:cs="Cascadia Code"/>
+        </w:rPr>
+        <w:t>Hair / Fur</w:t>
+      </w:r>
+    </w:p>
+    <w:p>
+      <w:pPr>
+        <w:pStyle w:val="ListParagraph"/>
+        <w:numPr>
+          <w:ilvl w:val="2"/>
+          <w:numId w:val="1"/>
+        </w:numPr>
+        <w:rPr>
+          <w:rFonts w:ascii="Cascadia Code" w:hAnsi="Cascadia Code" w:cs="Cascadia Code"/>
+        </w:rPr>
+      </w:pPr>
+      <w:r>
+        <w:rPr>
+          <w:rFonts w:ascii="Cascadia Code" w:hAnsi="Cascadia Code" w:cs="Cascadia Code"/>
+        </w:rPr>
+        <w:t>Heat Cycle | Hormone</w:t>
+      </w:r>
+      <w:r>
+        <w:rPr>
+          <w:rFonts w:ascii="Cascadia Code" w:hAnsi="Cascadia Code" w:cs="Cascadia Code"/>
+        </w:rPr>
+        <w:t xml:space="preserve"> – Adult Pack</w:t>
+      </w:r>
+    </w:p>
+    <w:p>
+      <w:pPr>
+        <w:pStyle w:val="ListParagraph"/>
+        <w:numPr>
+          <w:ilvl w:val="2"/>
+          <w:numId w:val="1"/>
+        </w:numPr>
+        <w:rPr>
+          <w:rFonts w:ascii="Cascadia Code" w:hAnsi="Cascadia Code" w:cs="Cascadia Code"/>
+        </w:rPr>
+      </w:pPr>
+      <w:r>
+        <w:rPr>
+          <w:rFonts w:ascii="Cascadia Code" w:hAnsi="Cascadia Code" w:cs="Cascadia Code"/>
+        </w:rPr>
+        <w:t>Territorial</w:t>
+      </w:r>
+    </w:p>
+    <w:p>
+      <w:pPr>
+        <w:pStyle w:val="ListParagraph"/>
+        <w:numPr>
+          <w:ilvl w:val="2"/>
+          <w:numId w:val="1"/>
+        </w:numPr>
+        <w:rPr>
+          <w:rFonts w:ascii="Cascadia Code" w:hAnsi="Cascadia Code" w:cs="Cascadia Code"/>
+        </w:rPr>
+      </w:pPr>
+      <w:r>
+        <w:rPr>
+          <w:rFonts w:ascii="Cascadia Code" w:hAnsi="Cascadia Code" w:cs="Cascadia Code"/>
+        </w:rPr>
+        <w:t>Metabolism</w:t>
+      </w:r>
+    </w:p>
+    <w:p>
+      <w:pPr>
+        <w:pStyle w:val="ListParagraph"/>
+        <w:numPr>
+          <w:ilvl w:val="2"/>
+          <w:numId w:val="1"/>
+        </w:numPr>
+        <w:rPr>
+          <w:rFonts w:ascii="Cascadia Code" w:hAnsi="Cascadia Code" w:cs="Cascadia Code"/>
+        </w:rPr>
+      </w:pPr>
+      <w:r>
+        <w:rPr>
+          <w:rFonts w:ascii="Cascadia Code" w:hAnsi="Cascadia Code" w:cs="Cascadia Code"/>
+        </w:rPr>
+        <w:t>Prey / Predator</w:t>
+      </w:r>
+    </w:p>
+    <w:p>
+      <w:pPr>
+        <w:pStyle w:val="ListParagraph"/>
+        <w:numPr>
+          <w:ilvl w:val="2"/>
+          <w:numId w:val="1"/>
+        </w:numPr>
+        <w:rPr>
+          <w:rFonts w:ascii="Cascadia Code" w:hAnsi="Cascadia Code" w:cs="Cascadia Code"/>
+        </w:rPr>
+      </w:pPr>
+      <w:r>
+        <w:rPr>
+          <w:rFonts w:ascii="Cascadia Code" w:hAnsi="Cascadia Code" w:cs="Cascadia Code"/>
+        </w:rPr>
+        <w:t>Passive, Hostile, Passive Hostile</w:t>
+      </w:r>
+    </w:p>
+    <w:p>
+      <w:pPr>
+        <w:pStyle w:val="ListParagraph"/>
+        <w:numPr>
+          <w:ilvl w:val="2"/>
+          <w:numId w:val="1"/>
+        </w:numPr>
+        <w:rPr>
+          <w:rFonts w:ascii="Cascadia Code" w:hAnsi="Cascadia Code" w:cs="Cascadia Code"/>
+        </w:rPr>
+      </w:pPr>
+      <w:r>
+        <w:rPr>
+          <w:rFonts w:ascii="Cascadia Code" w:hAnsi="Cascadia Code" w:cs="Cascadia Code"/>
+        </w:rPr>
+        <w:t>Character Creation</w:t>
+      </w:r>
+    </w:p>
+    <w:p>
+      <w:pPr>
+        <w:pStyle w:val="ListParagraph"/>
+        <w:ind w:left="1080"/>
+        <w:rPr>
+          <w:rFonts w:ascii="Cascadia Code" w:hAnsi="Cascadia Code" w:cs="Cascadia Code"/>
+        </w:rPr>
+      </w:pPr>
+    </w:p>
+    <w:p>
+      <w:pPr>
+        <w:pStyle w:val="ListParagraph"/>
+        <w:numPr>
+          <w:ilvl w:val="1"/>
+          <w:numId w:val="1"/>
+        </w:numPr>
+        <w:rPr>
+          <w:rFonts w:ascii="Cascadia Code" w:hAnsi="Cascadia Code" w:cs="Cascadia Code"/>
+        </w:rPr>
+      </w:pPr>
+      <w:r>
+        <w:rPr>
+          <w:rFonts w:ascii="Cascadia Code" w:hAnsi="Cascadia Code" w:cs="Cascadia Code"/>
+        </w:rPr>
+        <w:t>Environment – hiatus</w:t>
+      </w:r>
+    </w:p>
+    <w:p>
+      <w:pPr>
+        <w:pStyle w:val="ListParagraph"/>
+        <w:numPr>
+          <w:ilvl w:val="2"/>
+          <w:numId w:val="1"/>
+        </w:numPr>
+        <w:rPr>
+          <w:rFonts w:ascii="Cascadia Code" w:hAnsi="Cascadia Code" w:cs="Cascadia Code"/>
+        </w:rPr>
+      </w:pPr>
+      <w:r>
+        <w:rPr>
+          <w:rFonts w:ascii="Cascadia Code" w:hAnsi="Cascadia Code" w:cs="Cascadia Code"/>
+        </w:rPr>
+        <w:t xml:space="preserve">Day / Night Cycle </w:t>
+      </w:r>
+    </w:p>
+    <w:p>
+      <w:pPr>
+        <w:pStyle w:val="ListParagraph"/>
+        <w:numPr>
+          <w:ilvl w:val="2"/>
+          <w:numId w:val="1"/>
+        </w:numPr>
+        <w:rPr>
+          <w:rFonts w:ascii="Cascadia Code" w:hAnsi="Cascadia Code" w:cs="Cascadia Code"/>
+        </w:rPr>
+      </w:pPr>
+      <w:r>
+        <w:rPr>
+          <w:rFonts w:ascii="Cascadia Code" w:hAnsi="Cascadia Code" w:cs="Cascadia Code"/>
+        </w:rPr>
+        <w:t>Ecosystems</w:t>
+      </w:r>
+    </w:p>
+    <w:p>
+      <w:pPr>
+        <w:pStyle w:val="ListParagraph"/>
+        <w:numPr>
+          <w:ilvl w:val="2"/>
+          <w:numId w:val="1"/>
+        </w:numPr>
+        <w:rPr>
+          <w:rFonts w:ascii="Cascadia Code" w:hAnsi="Cascadia Code" w:cs="Cascadia Code"/>
+        </w:rPr>
+      </w:pPr>
+      <w:r>
+        <w:rPr>
+          <w:rFonts w:ascii="Cascadia Code" w:hAnsi="Cascadia Code" w:cs="Cascadia Code"/>
+        </w:rPr>
+        <w:t>Parallax Scrolling</w:t>
+      </w:r>
+    </w:p>
+    <w:p>
+      <w:pPr>
+        <w:pStyle w:val="ListParagraph"/>
+        <w:numPr>
+          <w:ilvl w:val="2"/>
+          <w:numId w:val="1"/>
+        </w:numPr>
+        <w:rPr>
+          <w:rFonts w:ascii="Cascadia Code" w:hAnsi="Cascadia Code" w:cs="Cascadia Code"/>
+        </w:rPr>
+      </w:pPr>
+      <w:r>
+        <w:rPr>
+          <w:rFonts w:ascii="Cascadia Code" w:hAnsi="Cascadia Code" w:cs="Cascadia Code"/>
+        </w:rPr>
+        <w:t>Chunks</w:t>
+      </w:r>
+    </w:p>
+    <w:p>
+      <w:pPr>
+        <w:pStyle w:val="ListParagraph"/>
+        <w:numPr>
+          <w:ilvl w:val="2"/>
+          <w:numId w:val="1"/>
+        </w:numPr>
+        <w:rPr>
+          <w:rFonts w:ascii="Cascadia Code" w:hAnsi="Cascadia Code" w:cs="Cascadia Code"/>
+        </w:rPr>
+      </w:pPr>
+      <w:r>
+        <w:rPr>
+          <w:rFonts w:ascii="Cascadia Code" w:hAnsi="Cascadia Code" w:cs="Cascadia Code"/>
+        </w:rPr>
+        <w:t>F</w:t>
+      </w:r>
+      <w:r>
+        <w:rPr>
+          <w:rFonts w:ascii="Cascadia Code" w:hAnsi="Cascadia Code" w:cs="Cascadia Code"/>
+        </w:rPr>
+        <w:t>ui</w:t>
+      </w:r>
+      <w:r>
+        <w:rPr>
+          <w:rFonts w:ascii="Cascadia Code" w:hAnsi="Cascadia Code" w:cs="Cascadia Code"/>
+        </w:rPr>
+        <w:t>ld</w:t>
+      </w:r>
+    </w:p>
+    <w:p>
+      <w:pPr>
+        <w:pStyle w:val="ListParagraph"/>
+        <w:numPr>
+          <w:ilvl w:val="3"/>
+          <w:numId w:val="1"/>
+        </w:numPr>
+        <w:rPr>
+          <w:rFonts w:ascii="Cascadia Code" w:hAnsi="Cascadia Code" w:cs="Cascadia Code"/>
+        </w:rPr>
+      </w:pPr>
+      <w:r>
+        <w:rPr>
+          <w:rFonts w:ascii="Cascadia Code" w:hAnsi="Cascadia Code" w:cs="Cascadia Code"/>
+        </w:rPr>
+        <w:lastRenderedPageBreak/>
+        <w:t>Ripple / Wave / Flowing / Current</w:t>
+      </w:r>
+    </w:p>
+    <w:p>
+      <w:pPr>
+        <w:pStyle w:val="ListParagraph"/>
+        <w:numPr>
+          <w:ilvl w:val="4"/>
+          <w:numId w:val="1"/>
+        </w:numPr>
+        <w:rPr>
+          <w:rFonts w:ascii="Cascadia Code" w:hAnsi="Cascadia Code" w:cs="Cascadia Code"/>
+        </w:rPr>
+      </w:pPr>
+      <w:r>
+        <w:rPr>
+          <w:rFonts w:ascii="Cascadia Code" w:hAnsi="Cascadia Code" w:cs="Cascadia Code"/>
+        </w:rPr>
+        <w:t>Pond</w:t>
+      </w:r>
+    </w:p>
+    <w:p>
+      <w:pPr>
+        <w:pStyle w:val="ListParagraph"/>
+        <w:numPr>
+          <w:ilvl w:val="4"/>
+          <w:numId w:val="1"/>
+        </w:numPr>
+        <w:rPr>
+          <w:rFonts w:ascii="Cascadia Code" w:hAnsi="Cascadia Code" w:cs="Cascadia Code"/>
+        </w:rPr>
+      </w:pPr>
+      <w:r>
+        <w:rPr>
+          <w:rFonts w:ascii="Cascadia Code" w:hAnsi="Cascadia Code" w:cs="Cascadia Code"/>
+        </w:rPr>
+        <w:t>Sea</w:t>
+      </w:r>
+    </w:p>
+    <w:p>
+      <w:pPr>
+        <w:pStyle w:val="ListParagraph"/>
+        <w:numPr>
+          <w:ilvl w:val="4"/>
+          <w:numId w:val="1"/>
+        </w:numPr>
+        <w:rPr>
+          <w:rFonts w:ascii="Cascadia Code" w:hAnsi="Cascadia Code" w:cs="Cascadia Code"/>
+        </w:rPr>
+      </w:pPr>
+      <w:r>
+        <w:rPr>
+          <w:rFonts w:ascii="Cascadia Code" w:hAnsi="Cascadia Code" w:cs="Cascadia Code"/>
+        </w:rPr>
+        <w:t xml:space="preserve">River </w:t>
+      </w:r>
+    </w:p>
+    <w:p>
+      <w:pPr>
+        <w:pStyle w:val="ListParagraph"/>
+        <w:numPr>
+          <w:ilvl w:val="4"/>
+          <w:numId w:val="1"/>
+        </w:numPr>
+        <w:rPr>
+          <w:rFonts w:ascii="Cascadia Code" w:hAnsi="Cascadia Code" w:cs="Cascadia Code"/>
+        </w:rPr>
+      </w:pPr>
+      <w:r>
+        <w:rPr>
+          <w:rFonts w:ascii="Cascadia Code" w:hAnsi="Cascadia Code" w:cs="Cascadia Code"/>
+        </w:rPr>
+        <w:t>Falls</w:t>
+      </w:r>
+    </w:p>
+    <w:p>
+      <w:pPr>
+        <w:pStyle w:val="ListParagraph"/>
+        <w:numPr>
+          <w:ilvl w:val="4"/>
+          <w:numId w:val="1"/>
+        </w:numPr>
+        <w:rPr>
+          <w:rFonts w:ascii="Cascadia Code" w:hAnsi="Cascadia Code" w:cs="Cascadia Code"/>
+        </w:rPr>
+      </w:pPr>
+      <w:r>
+        <w:rPr>
+          <w:rFonts w:ascii="Cascadia Code" w:hAnsi="Cascadia Code" w:cs="Cascadia Code"/>
+        </w:rPr>
+        <w:t xml:space="preserve">Shower </w:t>
+      </w:r>
+    </w:p>
+    <w:p>
+      <w:pPr>
+        <w:pStyle w:val="ListParagraph"/>
+        <w:numPr>
+          <w:ilvl w:val="2"/>
+          <w:numId w:val="1"/>
+        </w:numPr>
+        <w:rPr>
+          <w:rFonts w:ascii="Cascadia Code" w:hAnsi="Cascadia Code" w:cs="Cascadia Code"/>
+        </w:rPr>
+      </w:pPr>
+      <w:r>
+        <w:rPr>
+          <w:rFonts w:ascii="Cascadia Code" w:hAnsi="Cascadia Code" w:cs="Cascadia Code"/>
+        </w:rPr>
+        <w:t>Locations</w:t>
+      </w:r>
+    </w:p>
+    <w:p>
+      <w:pPr>
+        <w:pStyle w:val="ListParagraph"/>
+        <w:numPr>
+          <w:ilvl w:val="3"/>
+          <w:numId w:val="1"/>
+        </w:numPr>
+        <w:rPr>
+          <w:rFonts w:ascii="Cascadia Code" w:hAnsi="Cascadia Code" w:cs="Cascadia Code"/>
+        </w:rPr>
+      </w:pPr>
+      <w:r>
+        <w:rPr>
+          <w:rFonts w:ascii="Cascadia Code" w:hAnsi="Cascadia Code" w:cs="Cascadia Code"/>
+        </w:rPr>
+        <w:t>Urban</w:t>
+      </w:r>
+    </w:p>
+    <w:p>
+      <w:pPr>
+        <w:pStyle w:val="ListParagraph"/>
+        <w:numPr>
+          <w:ilvl w:val="4"/>
+          <w:numId w:val="1"/>
+        </w:numPr>
+        <w:rPr>
+          <w:rFonts w:ascii="Cascadia Code" w:hAnsi="Cascadia Code" w:cs="Cascadia Code"/>
+        </w:rPr>
+      </w:pPr>
+      <w:r>
+        <w:rPr>
+          <w:rFonts w:ascii="Cascadia Code" w:hAnsi="Cascadia Code" w:cs="Cascadia Code"/>
+        </w:rPr>
+        <w:t>City</w:t>
+      </w:r>
+    </w:p>
+    <w:p>
+      <w:pPr>
+        <w:pStyle w:val="ListParagraph"/>
+        <w:numPr>
+          <w:ilvl w:val="4"/>
+          <w:numId w:val="1"/>
+        </w:numPr>
+        <w:rPr>
+          <w:rFonts w:ascii="Cascadia Code" w:hAnsi="Cascadia Code" w:cs="Cascadia Code"/>
+        </w:rPr>
+      </w:pPr>
+      <w:r>
+        <w:rPr>
+          <w:rFonts w:ascii="Cascadia Code" w:hAnsi="Cascadia Code" w:cs="Cascadia Code"/>
+        </w:rPr>
+        <w:t>Factories</w:t>
+      </w:r>
+    </w:p>
+    <w:p>
+      <w:pPr>
+        <w:pStyle w:val="ListParagraph"/>
+        <w:numPr>
+          <w:ilvl w:val="4"/>
+          <w:numId w:val="1"/>
+        </w:numPr>
+        <w:rPr>
+          <w:rFonts w:ascii="Cascadia Code" w:hAnsi="Cascadia Code" w:cs="Cascadia Code"/>
+        </w:rPr>
+      </w:pPr>
+      <w:r>
+        <w:rPr>
+          <w:rFonts w:ascii="Cascadia Code" w:hAnsi="Cascadia Code" w:cs="Cascadia Code"/>
+        </w:rPr>
+        <w:t>Warehouse</w:t>
+      </w:r>
+    </w:p>
+    <w:p>
+      <w:pPr>
+        <w:pStyle w:val="ListParagraph"/>
+        <w:numPr>
+          <w:ilvl w:val="4"/>
+          <w:numId w:val="1"/>
+        </w:numPr>
+        <w:rPr>
+          <w:rFonts w:ascii="Cascadia Code" w:hAnsi="Cascadia Code" w:cs="Cascadia Code"/>
+        </w:rPr>
+      </w:pPr>
+      <w:r>
+        <w:rPr>
+          <w:rFonts w:ascii="Cascadia Code" w:hAnsi="Cascadia Code" w:cs="Cascadia Code"/>
+        </w:rPr>
+        <w:t xml:space="preserve">Stores </w:t>
+      </w:r>
+    </w:p>
+    <w:p>
+      <w:pPr>
+        <w:pStyle w:val="ListParagraph"/>
+        <w:numPr>
+          <w:ilvl w:val="4"/>
+          <w:numId w:val="1"/>
+        </w:numPr>
+        <w:rPr>
+          <w:rFonts w:ascii="Cascadia Code" w:hAnsi="Cascadia Code" w:cs="Cascadia Code"/>
+        </w:rPr>
+      </w:pPr>
+      <w:r>
+        <w:rPr>
+          <w:rFonts w:ascii="Cascadia Code" w:hAnsi="Cascadia Code" w:cs="Cascadia Code"/>
+        </w:rPr>
+        <w:t>Malls</w:t>
+      </w:r>
+    </w:p>
+    <w:p>
+      <w:pPr>
+        <w:pStyle w:val="ListParagraph"/>
+        <w:numPr>
+          <w:ilvl w:val="4"/>
+          <w:numId w:val="1"/>
+        </w:numPr>
+        <w:rPr>
+          <w:rFonts w:ascii="Cascadia Code" w:hAnsi="Cascadia Code" w:cs="Cascadia Code"/>
+        </w:rPr>
+      </w:pPr>
+      <w:r>
+        <w:rPr>
+          <w:rFonts w:ascii="Cascadia Code" w:hAnsi="Cascadia Code" w:cs="Cascadia Code"/>
+        </w:rPr>
+        <w:t>Sewers / Maintenance Tunnel</w:t>
+      </w:r>
+    </w:p>
+    <w:p>
+      <w:pPr>
+        <w:pStyle w:val="ListParagraph"/>
+        <w:numPr>
+          <w:ilvl w:val="4"/>
+          <w:numId w:val="1"/>
+        </w:numPr>
+        <w:rPr>
+          <w:rFonts w:ascii="Cascadia Code" w:hAnsi="Cascadia Code" w:cs="Cascadia Code"/>
+        </w:rPr>
+      </w:pPr>
+      <w:r>
+        <w:rPr>
+          <w:rFonts w:ascii="Cascadia Code" w:hAnsi="Cascadia Code" w:cs="Cascadia Code"/>
+        </w:rPr>
+        <w:t>Suburban</w:t>
+      </w:r>
+    </w:p>
+    <w:p>
+      <w:pPr>
+        <w:pStyle w:val="ListParagraph"/>
+        <w:numPr>
+          <w:ilvl w:val="3"/>
+          <w:numId w:val="1"/>
+        </w:numPr>
+        <w:rPr>
+          <w:rFonts w:ascii="Cascadia Code" w:hAnsi="Cascadia Code" w:cs="Cascadia Code"/>
+        </w:rPr>
+      </w:pPr>
+      <w:r>
+        <w:rPr>
+          <w:rFonts w:ascii="Cascadia Code" w:hAnsi="Cascadia Code" w:cs="Cascadia Code"/>
+        </w:rPr>
+        <w:t>Rural</w:t>
+      </w:r>
+    </w:p>
+    <w:p>
+      <w:pPr>
+        <w:pStyle w:val="ListParagraph"/>
+        <w:numPr>
+          <w:ilvl w:val="4"/>
+          <w:numId w:val="1"/>
+        </w:numPr>
+        <w:rPr>
+          <w:rFonts w:ascii="Cascadia Code" w:hAnsi="Cascadia Code" w:cs="Cascadia Code"/>
+        </w:rPr>
+      </w:pPr>
+      <w:r>
+        <w:rPr>
+          <w:rFonts w:ascii="Cascadia Code" w:hAnsi="Cascadia Code" w:cs="Cascadia Code"/>
+        </w:rPr>
+        <w:t>Small Towns</w:t>
+      </w:r>
+    </w:p>
+    <w:p>
+      <w:pPr>
+        <w:pStyle w:val="ListParagraph"/>
+        <w:numPr>
+          <w:ilvl w:val="4"/>
+          <w:numId w:val="1"/>
+        </w:numPr>
+        <w:rPr>
+          <w:rFonts w:ascii="Cascadia Code" w:hAnsi="Cascadia Code" w:cs="Cascadia Code"/>
+        </w:rPr>
+      </w:pPr>
+      <w:r>
+        <w:rPr>
+          <w:rFonts w:ascii="Cascadia Code" w:hAnsi="Cascadia Code" w:cs="Cascadia Code"/>
+        </w:rPr>
+        <w:t>Farm Towns</w:t>
+      </w:r>
+    </w:p>
+    <w:p>
+      <w:pPr>
+        <w:pStyle w:val="ListParagraph"/>
+        <w:numPr>
+          <w:ilvl w:val="4"/>
+          <w:numId w:val="1"/>
+        </w:numPr>
+        <w:rPr>
+          <w:rFonts w:ascii="Cascadia Code" w:hAnsi="Cascadia Code" w:cs="Cascadia Code"/>
+        </w:rPr>
+      </w:pPr>
+      <w:r>
+        <w:rPr>
+          <w:rFonts w:ascii="Cascadia Code" w:hAnsi="Cascadia Code" w:cs="Cascadia Code"/>
+        </w:rPr>
+        <w:t>Large Scale Factory</w:t>
+      </w:r>
+    </w:p>
+    <w:p>
+      <w:pPr>
+        <w:pStyle w:val="ListParagraph"/>
+        <w:numPr>
+          <w:ilvl w:val="4"/>
+          <w:numId w:val="1"/>
+        </w:numPr>
+        <w:rPr>
+          <w:rFonts w:ascii="Cascadia Code" w:hAnsi="Cascadia Code" w:cs="Cascadia Code"/>
+        </w:rPr>
+      </w:pPr>
+      <w:r>
+        <w:rPr>
+          <w:rFonts w:ascii="Cascadia Code" w:hAnsi="Cascadia Code" w:cs="Cascadia Code"/>
+        </w:rPr>
+        <w:t>Large Scale Warehouse</w:t>
+      </w:r>
+    </w:p>
+    <w:p>
+      <w:pPr>
+        <w:pStyle w:val="ListParagraph"/>
+        <w:numPr>
+          <w:ilvl w:val="4"/>
+          <w:numId w:val="1"/>
+        </w:numPr>
+        <w:rPr>
+          <w:rFonts w:ascii="Cascadia Code" w:hAnsi="Cascadia Code" w:cs="Cascadia Code"/>
+        </w:rPr>
+      </w:pPr>
+      <w:r>
+        <w:rPr>
+          <w:rFonts w:ascii="Cascadia Code" w:hAnsi="Cascadia Code" w:cs="Cascadia Code"/>
+        </w:rPr>
+        <w:t>Farmhouse</w:t>
+      </w:r>
+    </w:p>
+    <w:p>
+      <w:pPr>
+        <w:pStyle w:val="ListParagraph"/>
+        <w:numPr>
+          <w:ilvl w:val="4"/>
+          <w:numId w:val="1"/>
+        </w:numPr>
+        <w:rPr>
+          <w:rFonts w:ascii="Cascadia Code" w:hAnsi="Cascadia Code" w:cs="Cascadia Code"/>
+        </w:rPr>
+      </w:pPr>
+      <w:r>
+        <w:rPr>
+          <w:rFonts w:ascii="Cascadia Code" w:hAnsi="Cascadia Code" w:cs="Cascadia Code"/>
+        </w:rPr>
+        <w:t>Refineries</w:t>
+      </w:r>
+    </w:p>
+    <w:p>
+      <w:pPr>
+        <w:pStyle w:val="ListParagraph"/>
+        <w:numPr>
+          <w:ilvl w:val="4"/>
+          <w:numId w:val="1"/>
+        </w:numPr>
+        <w:rPr>
+          <w:rFonts w:ascii="Cascadia Code" w:hAnsi="Cascadia Code" w:cs="Cascadia Code"/>
+        </w:rPr>
+      </w:pPr>
+      <w:r>
+        <w:rPr>
+          <w:rFonts w:ascii="Cascadia Code" w:hAnsi="Cascadia Code" w:cs="Cascadia Code"/>
+        </w:rPr>
+        <w:t>Power Plants</w:t>
+      </w:r>
+    </w:p>
+    <w:p>
+      <w:pPr>
+        <w:pStyle w:val="ListParagraph"/>
+        <w:numPr>
+          <w:ilvl w:val="3"/>
+          <w:numId w:val="1"/>
+        </w:numPr>
+        <w:rPr>
+          <w:rFonts w:ascii="Cascadia Code" w:hAnsi="Cascadia Code" w:cs="Cascadia Code"/>
+        </w:rPr>
+      </w:pPr>
+      <w:r>
+        <w:rPr>
+          <w:rFonts w:ascii="Cascadia Code" w:hAnsi="Cascadia Code" w:cs="Cascadia Code"/>
+        </w:rPr>
+        <w:t>Wilderness</w:t>
+      </w:r>
+    </w:p>
+    <w:p>
+      <w:pPr>
+        <w:pStyle w:val="ListParagraph"/>
+        <w:numPr>
+          <w:ilvl w:val="4"/>
+          <w:numId w:val="1"/>
+        </w:numPr>
+        <w:rPr>
+          <w:rFonts w:ascii="Cascadia Code" w:hAnsi="Cascadia Code" w:cs="Cascadia Code"/>
+        </w:rPr>
+      </w:pPr>
+      <w:r>
+        <w:rPr>
+          <w:rFonts w:ascii="Cascadia Code" w:hAnsi="Cascadia Code" w:cs="Cascadia Code"/>
+        </w:rPr>
+        <w:t>Plains</w:t>
+      </w:r>
+    </w:p>
+    <w:p>
+      <w:pPr>
+        <w:pStyle w:val="ListParagraph"/>
+        <w:numPr>
+          <w:ilvl w:val="4"/>
+          <w:numId w:val="1"/>
+        </w:numPr>
+        <w:rPr>
+          <w:rFonts w:ascii="Cascadia Code" w:hAnsi="Cascadia Code" w:cs="Cascadia Code"/>
+        </w:rPr>
+      </w:pPr>
+      <w:r>
+        <w:rPr>
+          <w:rFonts w:ascii="Cascadia Code" w:hAnsi="Cascadia Code" w:cs="Cascadia Code"/>
+        </w:rPr>
+        <w:t>Forest</w:t>
+      </w:r>
+    </w:p>
+    <w:p>
+      <w:pPr>
+        <w:pStyle w:val="ListParagraph"/>
+        <w:numPr>
+          <w:ilvl w:val="4"/>
+          <w:numId w:val="1"/>
+        </w:numPr>
+        <w:rPr>
+          <w:rFonts w:ascii="Cascadia Code" w:hAnsi="Cascadia Code" w:cs="Cascadia Code"/>
+        </w:rPr>
+      </w:pPr>
+      <w:r>
+        <w:rPr>
+          <w:rFonts w:ascii="Cascadia Code" w:hAnsi="Cascadia Code" w:cs="Cascadia Code"/>
+        </w:rPr>
+        <w:t>Swamp</w:t>
+      </w:r>
+    </w:p>
+    <w:p>
+      <w:pPr>
+        <w:pStyle w:val="ListParagraph"/>
+        <w:numPr>
+          <w:ilvl w:val="4"/>
+          <w:numId w:val="1"/>
+        </w:numPr>
+        <w:rPr>
+          <w:rFonts w:ascii="Cascadia Code" w:hAnsi="Cascadia Code" w:cs="Cascadia Code"/>
+        </w:rPr>
+      </w:pPr>
+      <w:r>
+        <w:rPr>
+          <w:rFonts w:ascii="Cascadia Code" w:hAnsi="Cascadia Code" w:cs="Cascadia Code"/>
+        </w:rPr>
+        <w:t>Marsh</w:t>
+      </w:r>
+    </w:p>
+    <w:p>
+      <w:pPr>
+        <w:pStyle w:val="ListParagraph"/>
+        <w:numPr>
+          <w:ilvl w:val="4"/>
+          <w:numId w:val="1"/>
+        </w:numPr>
+        <w:rPr>
+          <w:rFonts w:ascii="Cascadia Code" w:hAnsi="Cascadia Code" w:cs="Cascadia Code"/>
+        </w:rPr>
+      </w:pPr>
+      <w:r>
+        <w:rPr>
+          <w:rFonts w:ascii="Cascadia Code" w:hAnsi="Cascadia Code" w:cs="Cascadia Code"/>
+        </w:rPr>
+        <w:t>Mountains</w:t>
+      </w:r>
+    </w:p>
+    <w:p>
+      <w:pPr>
+        <w:pStyle w:val="ListParagraph"/>
+        <w:numPr>
+          <w:ilvl w:val="4"/>
+          <w:numId w:val="1"/>
+        </w:numPr>
+        <w:rPr>
+          <w:rFonts w:ascii="Cascadia Code" w:hAnsi="Cascadia Code" w:cs="Cascadia Code"/>
+        </w:rPr>
+      </w:pPr>
+      <w:r>
+        <w:rPr>
+          <w:rFonts w:ascii="Cascadia Code" w:hAnsi="Cascadia Code" w:cs="Cascadia Code"/>
+        </w:rPr>
+        <w:t>Cliffs</w:t>
+      </w:r>
+    </w:p>
+    <w:p>
+      <w:pPr>
+        <w:pStyle w:val="ListParagraph"/>
+        <w:numPr>
+          <w:ilvl w:val="4"/>
+          <w:numId w:val="1"/>
+        </w:numPr>
+        <w:rPr>
+          <w:rFonts w:ascii="Cascadia Code" w:hAnsi="Cascadia Code" w:cs="Cascadia Code"/>
+        </w:rPr>
+      </w:pPr>
+      <w:r>
+        <w:rPr>
+          <w:rFonts w:ascii="Cascadia Code" w:hAnsi="Cascadia Code" w:cs="Cascadia Code"/>
+        </w:rPr>
+        <w:t>Caves</w:t>
+      </w:r>
+    </w:p>
+    <w:p>
+      <w:pPr>
+        <w:pStyle w:val="ListParagraph"/>
+        <w:numPr>
+          <w:ilvl w:val="4"/>
+          <w:numId w:val="1"/>
+        </w:numPr>
+        <w:rPr>
+          <w:rFonts w:ascii="Cascadia Code" w:hAnsi="Cascadia Code" w:cs="Cascadia Code"/>
+        </w:rPr>
+      </w:pPr>
+      <w:r>
+        <w:rPr>
+          <w:rFonts w:ascii="Cascadia Code" w:hAnsi="Cascadia Code" w:cs="Cascadia Code"/>
+        </w:rPr>
+        <w:t>Mineshafts</w:t>
+      </w:r>
+    </w:p>
+    <w:p>
+      <w:pPr>
+        <w:pStyle w:val="ListParagraph"/>
+        <w:numPr>
+          <w:ilvl w:val="4"/>
+          <w:numId w:val="1"/>
+        </w:numPr>
+        <w:rPr>
+          <w:rFonts w:ascii="Cascadia Code" w:hAnsi="Cascadia Code" w:cs="Cascadia Code"/>
+        </w:rPr>
+      </w:pPr>
+      <w:r>
+        <w:rPr>
+          <w:rFonts w:ascii="Cascadia Code" w:hAnsi="Cascadia Code" w:cs="Cascadia Code"/>
+        </w:rPr>
+        <w:t>Undisclosed</w:t>
+      </w:r>
+      <w:r>
+        <w:rPr>
+          <w:rFonts w:ascii="Cascadia Code" w:hAnsi="Cascadia Code" w:cs="Cascadia Code"/>
+        </w:rPr>
+        <w:t xml:space="preserve"> Laboratories</w:t>
+      </w:r>
+    </w:p>
+    <w:p>
+      <w:pPr>
+        <w:pStyle w:val="ListParagraph"/>
+        <w:numPr>
+          <w:ilvl w:val="2"/>
+          <w:numId w:val="1"/>
+        </w:numPr>
+        <w:rPr>
+          <w:rFonts w:ascii="Cascadia Code" w:hAnsi="Cascadia Code" w:cs="Cascadia Code"/>
+        </w:rPr>
+      </w:pPr>
+      <w:r>
+        <w:rPr>
+          <w:rFonts w:ascii="Cascadia Code" w:hAnsi="Cascadia Code" w:cs="Cascadia Code"/>
+        </w:rPr>
+        <w:t>Cloth Physics</w:t>
       </w:r>
       <w:r>
         <w:rPr>
@@ -692,115 +2033,269 @@
         <w:rPr>
           <w:rFonts w:ascii="Cascadia Code" w:hAnsi="Cascadia Code" w:cs="Cascadia Code"/>
         </w:rPr>
-        <w:t>Constrains</w:t>
-      </w:r>
-    </w:p>
-    <w:p>
-      <w:pPr>
-        <w:pStyle w:val="ListParagraph"/>
-        <w:numPr>
-          <w:ilvl w:val="3"/>
-          <w:numId w:val="1"/>
-        </w:numPr>
-        <w:rPr>
-          <w:rFonts w:ascii="Cascadia Code" w:hAnsi="Cascadia Code" w:cs="Cascadia Code"/>
-        </w:rPr>
-      </w:pPr>
-      <w:r>
-        <w:rPr>
-          <w:rFonts w:ascii="Cascadia Code" w:hAnsi="Cascadia Code" w:cs="Cascadia Code"/>
-        </w:rPr>
-        <w:t>Glutes</w:t>
-      </w:r>
-    </w:p>
-    <w:p>
-      <w:pPr>
-        <w:pStyle w:val="ListParagraph"/>
-        <w:numPr>
-          <w:ilvl w:val="3"/>
-          <w:numId w:val="1"/>
-        </w:numPr>
-        <w:rPr>
-          <w:rFonts w:ascii="Cascadia Code" w:hAnsi="Cascadia Code" w:cs="Cascadia Code"/>
-        </w:rPr>
-      </w:pPr>
-      <w:r>
-        <w:rPr>
-          <w:rFonts w:ascii="Cascadia Code" w:hAnsi="Cascadia Code" w:cs="Cascadia Code"/>
-        </w:rPr>
-        <w:t>Breast</w:t>
-      </w:r>
-    </w:p>
-    <w:p>
-      <w:pPr>
-        <w:pStyle w:val="ListParagraph"/>
-        <w:numPr>
-          <w:ilvl w:val="3"/>
-          <w:numId w:val="1"/>
-        </w:numPr>
-        <w:rPr>
-          <w:rFonts w:ascii="Cascadia Code" w:hAnsi="Cascadia Code" w:cs="Cascadia Code"/>
-        </w:rPr>
-      </w:pPr>
-      <w:r>
-        <w:rPr>
-          <w:rFonts w:ascii="Cascadia Code" w:hAnsi="Cascadia Code" w:cs="Cascadia Code"/>
-        </w:rPr>
-        <w:t>Thighs</w:t>
-      </w:r>
-    </w:p>
-    <w:p>
-      <w:pPr>
-        <w:pStyle w:val="ListParagraph"/>
-        <w:numPr>
-          <w:ilvl w:val="3"/>
-          <w:numId w:val="1"/>
-        </w:numPr>
-        <w:rPr>
-          <w:rFonts w:ascii="Cascadia Code" w:hAnsi="Cascadia Code" w:cs="Cascadia Code"/>
-        </w:rPr>
-      </w:pPr>
-      <w:r>
-        <w:rPr>
-          <w:rFonts w:ascii="Cascadia Code" w:hAnsi="Cascadia Code" w:cs="Cascadia Code"/>
-        </w:rPr>
-        <w:t>Fats – If Applicable</w:t>
-      </w:r>
-    </w:p>
-    <w:p>
-      <w:pPr>
-        <w:pStyle w:val="ListParagraph"/>
-        <w:numPr>
-          <w:ilvl w:val="3"/>
-          <w:numId w:val="1"/>
-        </w:numPr>
-        <w:rPr>
-          <w:rFonts w:ascii="Cascadia Code" w:hAnsi="Cascadia Code" w:cs="Cascadia Code"/>
-        </w:rPr>
-      </w:pPr>
-      <w:r>
-        <w:rPr>
-          <w:rFonts w:ascii="Cascadia Code" w:hAnsi="Cascadia Code" w:cs="Cascadia Code"/>
-        </w:rPr>
-        <w:t>Loss Skin - if Applicable</w:t>
-      </w:r>
-    </w:p>
-    <w:p>
-      <w:pPr>
-        <w:pStyle w:val="ListParagraph"/>
-        <w:numPr>
-          <w:ilvl w:val="2"/>
-          <w:numId w:val="1"/>
-        </w:numPr>
-        <w:rPr>
-          <w:rFonts w:ascii="Cascadia Code" w:hAnsi="Cascadia Code" w:cs="Cascadia Code"/>
-        </w:rPr>
-      </w:pPr>
-      <w:r>
-        <w:rPr>
-          <w:rFonts w:ascii="Cascadia Code" w:hAnsi="Cascadia Code" w:cs="Cascadia Code"/>
-        </w:rPr>
-        <w:t>Animations + Xray View</w:t>
+        <w:t>Fake</w:t>
+      </w:r>
+    </w:p>
+    <w:p>
+      <w:pPr>
+        <w:pStyle w:val="ListParagraph"/>
+        <w:numPr>
+          <w:ilvl w:val="3"/>
+          <w:numId w:val="1"/>
+        </w:numPr>
+        <w:rPr>
+          <w:rFonts w:ascii="Cascadia Code" w:hAnsi="Cascadia Code" w:cs="Cascadia Code"/>
+        </w:rPr>
+      </w:pPr>
+      <w:r>
+        <w:rPr>
+          <w:rFonts w:ascii="Cascadia Code" w:hAnsi="Cascadia Code" w:cs="Cascadia Code"/>
+        </w:rPr>
+        <w:t>Waving Flag</w:t>
+      </w:r>
+    </w:p>
+    <w:p>
+      <w:pPr>
+        <w:pStyle w:val="ListParagraph"/>
+        <w:numPr>
+          <w:ilvl w:val="3"/>
+          <w:numId w:val="1"/>
+        </w:numPr>
+        <w:rPr>
+          <w:rFonts w:ascii="Cascadia Code" w:hAnsi="Cascadia Code" w:cs="Cascadia Code"/>
+        </w:rPr>
+      </w:pPr>
+      <w:r>
+        <w:rPr>
+          <w:rFonts w:ascii="Cascadia Code" w:hAnsi="Cascadia Code" w:cs="Cascadia Code"/>
+        </w:rPr>
+        <w:t>Tabletop if outside</w:t>
+      </w:r>
+    </w:p>
+    <w:p>
+      <w:pPr>
+        <w:pStyle w:val="ListParagraph"/>
+        <w:numPr>
+          <w:ilvl w:val="3"/>
+          <w:numId w:val="1"/>
+        </w:numPr>
+        <w:rPr>
+          <w:rFonts w:ascii="Cascadia Code" w:hAnsi="Cascadia Code" w:cs="Cascadia Code"/>
+        </w:rPr>
+      </w:pPr>
+      <w:r>
+        <w:rPr>
+          <w:rFonts w:ascii="Cascadia Code" w:hAnsi="Cascadia Code" w:cs="Cascadia Code"/>
+        </w:rPr>
+        <w:t xml:space="preserve">Curtains </w:t>
+      </w:r>
+    </w:p>
+    <w:p>
+      <w:pPr>
+        <w:pStyle w:val="ListParagraph"/>
+        <w:numPr>
+          <w:ilvl w:val="3"/>
+          <w:numId w:val="1"/>
+        </w:numPr>
+        <w:rPr>
+          <w:rFonts w:ascii="Cascadia Code" w:hAnsi="Cascadia Code" w:cs="Cascadia Code"/>
+        </w:rPr>
+      </w:pPr>
+      <w:r>
+        <w:rPr>
+          <w:rFonts w:ascii="Cascadia Code" w:hAnsi="Cascadia Code" w:cs="Cascadia Code"/>
+        </w:rPr>
+        <w:t>Hanged Cloth</w:t>
+      </w:r>
+    </w:p>
+    <w:p>
+      <w:pPr>
+        <w:pStyle w:val="ListParagraph"/>
+        <w:numPr>
+          <w:ilvl w:val="2"/>
+          <w:numId w:val="1"/>
+        </w:numPr>
+        <w:rPr>
+          <w:rFonts w:ascii="Cascadia Code" w:hAnsi="Cascadia Code" w:cs="Cascadia Code"/>
+        </w:rPr>
+      </w:pPr>
+      <w:r>
+        <w:rPr>
+          <w:rFonts w:ascii="Cascadia Code" w:hAnsi="Cascadia Code" w:cs="Cascadia Code"/>
+        </w:rPr>
+        <w:t>Destructible Building or Static Wall and Objects</w:t>
+      </w:r>
+    </w:p>
+    <w:p>
+      <w:pPr>
+        <w:pStyle w:val="ListParagraph"/>
+        <w:ind w:left="1080"/>
+        <w:rPr>
+          <w:rFonts w:ascii="Cascadia Code" w:hAnsi="Cascadia Code" w:cs="Cascadia Code"/>
+        </w:rPr>
+      </w:pPr>
+    </w:p>
+    <w:p>
+      <w:pPr>
+        <w:pStyle w:val="ListParagraph"/>
+        <w:numPr>
+          <w:ilvl w:val="1"/>
+          <w:numId w:val="1"/>
+        </w:numPr>
+        <w:rPr>
+          <w:rFonts w:ascii="Cascadia Code" w:hAnsi="Cascadia Code" w:cs="Cascadia Code"/>
+        </w:rPr>
+      </w:pPr>
+      <w:r>
+        <w:rPr>
+          <w:rFonts w:ascii="Cascadia Code" w:hAnsi="Cascadia Code" w:cs="Cascadia Code"/>
+        </w:rPr>
+        <w:t>Mechanics – hiatus</w:t>
+      </w:r>
+    </w:p>
+    <w:p>
+      <w:pPr>
+        <w:pStyle w:val="ListParagraph"/>
+        <w:numPr>
+          <w:ilvl w:val="2"/>
+          <w:numId w:val="1"/>
+        </w:numPr>
+        <w:rPr>
+          <w:rFonts w:ascii="Cascadia Code" w:hAnsi="Cascadia Code" w:cs="Cascadia Code"/>
+        </w:rPr>
+      </w:pPr>
+      <w:r>
+        <w:rPr>
+          <w:rFonts w:ascii="Cascadia Code" w:hAnsi="Cascadia Code" w:cs="Cascadia Code"/>
+        </w:rPr>
+        <w:t>Survival</w:t>
+      </w:r>
+    </w:p>
+    <w:p>
+      <w:pPr>
+        <w:pStyle w:val="ListParagraph"/>
+        <w:numPr>
+          <w:ilvl w:val="3"/>
+          <w:numId w:val="1"/>
+        </w:numPr>
+        <w:rPr>
+          <w:rFonts w:ascii="Cascadia Code" w:hAnsi="Cascadia Code" w:cs="Cascadia Code"/>
+        </w:rPr>
+      </w:pPr>
+      <w:r>
+        <w:rPr>
+          <w:rFonts w:ascii="Cascadia Code" w:hAnsi="Cascadia Code" w:cs="Cascadia Code"/>
+        </w:rPr>
+        <w:lastRenderedPageBreak/>
+        <w:t>Hunger</w:t>
+      </w:r>
+    </w:p>
+    <w:p>
+      <w:pPr>
+        <w:pStyle w:val="ListParagraph"/>
+        <w:numPr>
+          <w:ilvl w:val="3"/>
+          <w:numId w:val="1"/>
+        </w:numPr>
+        <w:rPr>
+          <w:rFonts w:ascii="Cascadia Code" w:hAnsi="Cascadia Code" w:cs="Cascadia Code"/>
+        </w:rPr>
+      </w:pPr>
+      <w:r>
+        <w:rPr>
+          <w:rFonts w:ascii="Cascadia Code" w:hAnsi="Cascadia Code" w:cs="Cascadia Code"/>
+        </w:rPr>
+        <w:t>Hydration</w:t>
+      </w:r>
+    </w:p>
+    <w:p>
+      <w:pPr>
+        <w:pStyle w:val="ListParagraph"/>
+        <w:numPr>
+          <w:ilvl w:val="3"/>
+          <w:numId w:val="1"/>
+        </w:numPr>
+        <w:rPr>
+          <w:rFonts w:ascii="Cascadia Code" w:hAnsi="Cascadia Code" w:cs="Cascadia Code"/>
+        </w:rPr>
+      </w:pPr>
+      <w:r>
+        <w:rPr>
+          <w:rFonts w:ascii="Cascadia Code" w:hAnsi="Cascadia Code" w:cs="Cascadia Code"/>
+        </w:rPr>
+        <w:t>Health</w:t>
+      </w:r>
+    </w:p>
+    <w:p>
+      <w:pPr>
+        <w:pStyle w:val="ListParagraph"/>
+        <w:numPr>
+          <w:ilvl w:val="3"/>
+          <w:numId w:val="1"/>
+        </w:numPr>
+        <w:rPr>
+          <w:rFonts w:ascii="Cascadia Code" w:hAnsi="Cascadia Code" w:cs="Cascadia Code"/>
+        </w:rPr>
+      </w:pPr>
+      <w:r>
+        <w:rPr>
+          <w:rFonts w:ascii="Cascadia Code" w:hAnsi="Cascadia Code" w:cs="Cascadia Code"/>
+        </w:rPr>
+        <w:t>Mental</w:t>
+      </w:r>
+    </w:p>
+    <w:p>
+      <w:pPr>
+        <w:pStyle w:val="ListParagraph"/>
+        <w:numPr>
+          <w:ilvl w:val="3"/>
+          <w:numId w:val="1"/>
+        </w:numPr>
+        <w:rPr>
+          <w:rFonts w:ascii="Cascadia Code" w:hAnsi="Cascadia Code" w:cs="Cascadia Code"/>
+        </w:rPr>
+      </w:pPr>
+      <w:r>
+        <w:rPr>
+          <w:rFonts w:ascii="Cascadia Code" w:hAnsi="Cascadia Code" w:cs="Cascadia Code"/>
+        </w:rPr>
+        <w:t>Fatigue</w:t>
+      </w:r>
+    </w:p>
+    <w:p>
+      <w:pPr>
+        <w:pStyle w:val="ListParagraph"/>
+        <w:numPr>
+          <w:ilvl w:val="3"/>
+          <w:numId w:val="1"/>
+        </w:numPr>
+        <w:rPr>
+          <w:rFonts w:ascii="Cascadia Code" w:hAnsi="Cascadia Code" w:cs="Cascadia Code"/>
+        </w:rPr>
+      </w:pPr>
+      <w:r>
+        <w:rPr>
+          <w:rFonts w:ascii="Cascadia Code" w:hAnsi="Cascadia Code" w:cs="Cascadia Code"/>
+        </w:rPr>
+        <w:t>Recreation</w:t>
+      </w:r>
+    </w:p>
+    <w:p>
+      <w:pPr>
+        <w:pStyle w:val="ListParagraph"/>
+        <w:numPr>
+          <w:ilvl w:val="2"/>
+          <w:numId w:val="1"/>
+        </w:numPr>
+        <w:rPr>
+          <w:rFonts w:ascii="Cascadia Code" w:hAnsi="Cascadia Code" w:cs="Cascadia Code"/>
+        </w:rPr>
+      </w:pPr>
+      <w:r>
+        <w:rPr>
+          <w:rFonts w:ascii="Cascadia Code" w:hAnsi="Cascadia Code" w:cs="Cascadia Code"/>
+        </w:rPr>
+        <w:t>Grab</w:t>
       </w:r>
     </w:p>
     <w:p>
@@ -836,355 +2331,223 @@
         <w:rPr>
           <w:rFonts w:ascii="Cascadia Code" w:hAnsi="Cascadia Code" w:cs="Cascadia Code"/>
         </w:rPr>
-        <w:t>Masturbation – Adult Pack</w:t>
-      </w:r>
-    </w:p>
-    <w:p>
-      <w:pPr>
-        <w:pStyle w:val="ListParagraph"/>
-        <w:numPr>
-          <w:ilvl w:val="3"/>
-          <w:numId w:val="1"/>
-        </w:numPr>
-        <w:rPr>
-          <w:rFonts w:ascii="Cascadia Code" w:hAnsi="Cascadia Code" w:cs="Cascadia Code"/>
-        </w:rPr>
-      </w:pPr>
-      <w:r>
-        <w:rPr>
-          <w:rFonts w:ascii="Cascadia Code" w:hAnsi="Cascadia Code" w:cs="Cascadia Code"/>
-        </w:rPr>
-        <w:t>Rape – Adult pack</w:t>
-      </w:r>
-    </w:p>
-    <w:p>
-      <w:pPr>
-        <w:pStyle w:val="ListParagraph"/>
-        <w:numPr>
-          <w:ilvl w:val="2"/>
-          <w:numId w:val="1"/>
-        </w:numPr>
-        <w:rPr>
-          <w:rFonts w:ascii="Cascadia Code" w:hAnsi="Cascadia Code" w:cs="Cascadia Code"/>
-        </w:rPr>
-      </w:pPr>
-      <w:r>
-        <w:rPr>
-          <w:rFonts w:ascii="Cascadia Code" w:hAnsi="Cascadia Code" w:cs="Cascadia Code"/>
-        </w:rPr>
-        <w:t>Fluid Imitations + Adhesion</w:t>
-      </w:r>
-    </w:p>
-    <w:p>
-      <w:pPr>
-        <w:pStyle w:val="ListParagraph"/>
-        <w:numPr>
-          <w:ilvl w:val="3"/>
-          <w:numId w:val="1"/>
-        </w:numPr>
-        <w:rPr>
-          <w:rFonts w:ascii="Cascadia Code" w:hAnsi="Cascadia Code" w:cs="Cascadia Code"/>
-        </w:rPr>
-      </w:pPr>
-      <w:r>
-        <w:rPr>
-          <w:rFonts w:ascii="Cascadia Code" w:hAnsi="Cascadia Code" w:cs="Cascadia Code"/>
-        </w:rPr>
-        <w:t>Ejaculation – Adult pack</w:t>
-      </w:r>
-    </w:p>
-    <w:p>
-      <w:pPr>
-        <w:pStyle w:val="ListParagraph"/>
-        <w:numPr>
-          <w:ilvl w:val="3"/>
-          <w:numId w:val="1"/>
-        </w:numPr>
-        <w:rPr>
-          <w:rFonts w:ascii="Cascadia Code" w:hAnsi="Cascadia Code" w:cs="Cascadia Code"/>
-        </w:rPr>
-      </w:pPr>
-      <w:r>
-        <w:rPr>
-          <w:rFonts w:ascii="Cascadia Code" w:hAnsi="Cascadia Code" w:cs="Cascadia Code"/>
-        </w:rPr>
-        <w:t>Dripping Out – Adult Pack</w:t>
-      </w:r>
-    </w:p>
-    <w:p>
-      <w:pPr>
-        <w:pStyle w:val="ListParagraph"/>
-        <w:numPr>
-          <w:ilvl w:val="3"/>
-          <w:numId w:val="1"/>
-        </w:numPr>
-        <w:rPr>
-          <w:rFonts w:ascii="Cascadia Code" w:hAnsi="Cascadia Code" w:cs="Cascadia Code"/>
-        </w:rPr>
-      </w:pPr>
-      <w:r>
-        <w:rPr>
-          <w:rFonts w:ascii="Cascadia Code" w:hAnsi="Cascadia Code" w:cs="Cascadia Code"/>
-        </w:rPr>
-        <w:t xml:space="preserve">Blood </w:t>
-      </w:r>
-    </w:p>
-    <w:p>
-      <w:pPr>
-        <w:pStyle w:val="ListParagraph"/>
-        <w:numPr>
-          <w:ilvl w:val="4"/>
-          <w:numId w:val="1"/>
-        </w:numPr>
-        <w:rPr>
-          <w:rFonts w:ascii="Cascadia Code" w:hAnsi="Cascadia Code" w:cs="Cascadia Code"/>
-        </w:rPr>
-      </w:pPr>
-      <w:r>
-        <w:rPr>
-          <w:rFonts w:ascii="Cascadia Code" w:hAnsi="Cascadia Code" w:cs="Cascadia Code"/>
-        </w:rPr>
-        <w:t>Slash</w:t>
-      </w:r>
-    </w:p>
-    <w:p>
-      <w:pPr>
-        <w:pStyle w:val="ListParagraph"/>
-        <w:numPr>
-          <w:ilvl w:val="4"/>
-          <w:numId w:val="1"/>
-        </w:numPr>
-        <w:rPr>
-          <w:rFonts w:ascii="Cascadia Code" w:hAnsi="Cascadia Code" w:cs="Cascadia Code"/>
-        </w:rPr>
-      </w:pPr>
-      <w:r>
-        <w:rPr>
-          <w:rFonts w:ascii="Cascadia Code" w:hAnsi="Cascadia Code" w:cs="Cascadia Code"/>
-        </w:rPr>
-        <w:t>Splash</w:t>
-      </w:r>
-    </w:p>
-    <w:p>
-      <w:pPr>
-        <w:pStyle w:val="ListParagraph"/>
-        <w:numPr>
-          <w:ilvl w:val="4"/>
-          <w:numId w:val="1"/>
-        </w:numPr>
-        <w:rPr>
-          <w:rFonts w:ascii="Cascadia Code" w:hAnsi="Cascadia Code" w:cs="Cascadia Code"/>
-        </w:rPr>
-      </w:pPr>
-      <w:r>
-        <w:rPr>
-          <w:rFonts w:ascii="Cascadia Code" w:hAnsi="Cascadia Code" w:cs="Cascadia Code"/>
-        </w:rPr>
-        <w:t>Leak</w:t>
-      </w:r>
-    </w:p>
-    <w:p>
-      <w:pPr>
-        <w:pStyle w:val="ListParagraph"/>
-        <w:numPr>
-          <w:ilvl w:val="2"/>
-          <w:numId w:val="1"/>
-        </w:numPr>
-        <w:rPr>
-          <w:rFonts w:ascii="Cascadia Code" w:hAnsi="Cascadia Code" w:cs="Cascadia Code"/>
-        </w:rPr>
-      </w:pPr>
-      <w:r>
-        <w:rPr>
-          <w:rFonts w:ascii="Cascadia Code" w:hAnsi="Cascadia Code" w:cs="Cascadia Code"/>
-        </w:rPr>
-        <w:t>Cloth Physics</w:t>
-      </w:r>
-    </w:p>
-    <w:p>
-      <w:pPr>
-        <w:pStyle w:val="ListParagraph"/>
-        <w:numPr>
-          <w:ilvl w:val="3"/>
-          <w:numId w:val="1"/>
-        </w:numPr>
-        <w:rPr>
-          <w:rFonts w:ascii="Cascadia Code" w:hAnsi="Cascadia Code" w:cs="Cascadia Code"/>
-        </w:rPr>
-      </w:pPr>
-      <w:r>
-        <w:rPr>
-          <w:rFonts w:ascii="Cascadia Code" w:hAnsi="Cascadia Code" w:cs="Cascadia Code"/>
-        </w:rPr>
-        <w:t>Waving On air</w:t>
-      </w:r>
-    </w:p>
-    <w:p>
-      <w:pPr>
-        <w:pStyle w:val="ListParagraph"/>
-        <w:numPr>
-          <w:ilvl w:val="3"/>
-          <w:numId w:val="1"/>
-        </w:numPr>
-        <w:rPr>
-          <w:rFonts w:ascii="Cascadia Code" w:hAnsi="Cascadia Code" w:cs="Cascadia Code"/>
-        </w:rPr>
-      </w:pPr>
-      <w:r>
-        <w:rPr>
-          <w:rFonts w:ascii="Cascadia Code" w:hAnsi="Cascadia Code" w:cs="Cascadia Code"/>
-        </w:rPr>
-        <w:t>Move with character</w:t>
-      </w:r>
-    </w:p>
-    <w:p>
-      <w:pPr>
-        <w:pStyle w:val="ListParagraph"/>
-        <w:numPr>
-          <w:ilvl w:val="3"/>
-          <w:numId w:val="1"/>
-        </w:numPr>
-        <w:rPr>
-          <w:rFonts w:ascii="Cascadia Code" w:hAnsi="Cascadia Code" w:cs="Cascadia Code"/>
-        </w:rPr>
-      </w:pPr>
-      <w:r>
-        <w:rPr>
-          <w:rFonts w:ascii="Cascadia Code" w:hAnsi="Cascadia Code" w:cs="Cascadia Code"/>
-        </w:rPr>
-        <w:t>React with wind</w:t>
-      </w:r>
-    </w:p>
-    <w:p>
-      <w:pPr>
-        <w:pStyle w:val="ListParagraph"/>
-        <w:numPr>
-          <w:ilvl w:val="3"/>
-          <w:numId w:val="1"/>
-        </w:numPr>
-        <w:rPr>
-          <w:rFonts w:ascii="Cascadia Code" w:hAnsi="Cascadia Code" w:cs="Cascadia Code"/>
-        </w:rPr>
-      </w:pPr>
-      <w:r>
-        <w:rPr>
-          <w:rFonts w:ascii="Cascadia Code" w:hAnsi="Cascadia Code" w:cs="Cascadia Code"/>
-        </w:rPr>
-        <w:t>Hair / Fur</w:t>
-      </w:r>
-    </w:p>
-    <w:p>
-      <w:pPr>
-        <w:pStyle w:val="ListParagraph"/>
-        <w:numPr>
-          <w:ilvl w:val="2"/>
-          <w:numId w:val="1"/>
-        </w:numPr>
-        <w:rPr>
-          <w:rFonts w:ascii="Cascadia Code" w:hAnsi="Cascadia Code" w:cs="Cascadia Code"/>
-        </w:rPr>
-      </w:pPr>
-      <w:r>
-        <w:rPr>
-          <w:rFonts w:ascii="Cascadia Code" w:hAnsi="Cascadia Code" w:cs="Cascadia Code"/>
-        </w:rPr>
-        <w:t>Heat Cycle | Hormone</w:t>
-      </w:r>
-      <w:r>
-        <w:rPr>
-          <w:rFonts w:ascii="Cascadia Code" w:hAnsi="Cascadia Code" w:cs="Cascadia Code"/>
-        </w:rPr>
-        <w:t xml:space="preserve"> – Adult Pack</w:t>
-      </w:r>
-    </w:p>
-    <w:p>
-      <w:pPr>
-        <w:pStyle w:val="ListParagraph"/>
-        <w:numPr>
-          <w:ilvl w:val="2"/>
-          <w:numId w:val="1"/>
-        </w:numPr>
-        <w:rPr>
-          <w:rFonts w:ascii="Cascadia Code" w:hAnsi="Cascadia Code" w:cs="Cascadia Code"/>
-        </w:rPr>
-      </w:pPr>
-      <w:r>
-        <w:rPr>
-          <w:rFonts w:ascii="Cascadia Code" w:hAnsi="Cascadia Code" w:cs="Cascadia Code"/>
-        </w:rPr>
-        <w:t>Territorial</w:t>
-      </w:r>
-    </w:p>
-    <w:p>
-      <w:pPr>
-        <w:pStyle w:val="ListParagraph"/>
-        <w:numPr>
-          <w:ilvl w:val="2"/>
-          <w:numId w:val="1"/>
-        </w:numPr>
-        <w:rPr>
-          <w:rFonts w:ascii="Cascadia Code" w:hAnsi="Cascadia Code" w:cs="Cascadia Code"/>
-        </w:rPr>
-      </w:pPr>
-      <w:r>
-        <w:rPr>
-          <w:rFonts w:ascii="Cascadia Code" w:hAnsi="Cascadia Code" w:cs="Cascadia Code"/>
-        </w:rPr>
-        <w:t>Metabolism</w:t>
-      </w:r>
-    </w:p>
-    <w:p>
-      <w:pPr>
-        <w:pStyle w:val="ListParagraph"/>
-        <w:numPr>
-          <w:ilvl w:val="2"/>
-          <w:numId w:val="1"/>
-        </w:numPr>
-        <w:rPr>
-          <w:rFonts w:ascii="Cascadia Code" w:hAnsi="Cascadia Code" w:cs="Cascadia Code"/>
-        </w:rPr>
-      </w:pPr>
-      <w:r>
-        <w:rPr>
-          <w:rFonts w:ascii="Cascadia Code" w:hAnsi="Cascadia Code" w:cs="Cascadia Code"/>
-        </w:rPr>
-        <w:t>Prey / Predator</w:t>
-      </w:r>
-    </w:p>
-    <w:p>
-      <w:pPr>
-        <w:pStyle w:val="ListParagraph"/>
-        <w:numPr>
-          <w:ilvl w:val="2"/>
-          <w:numId w:val="1"/>
-        </w:numPr>
-        <w:rPr>
-          <w:rFonts w:ascii="Cascadia Code" w:hAnsi="Cascadia Code" w:cs="Cascadia Code"/>
-        </w:rPr>
-      </w:pPr>
-      <w:r>
-        <w:rPr>
-          <w:rFonts w:ascii="Cascadia Code" w:hAnsi="Cascadia Code" w:cs="Cascadia Code"/>
-        </w:rPr>
-        <w:t>Passive, Hostile, Passive Hostile</w:t>
-      </w:r>
-    </w:p>
-    <w:p>
-      <w:pPr>
-        <w:pStyle w:val="ListParagraph"/>
-        <w:numPr>
-          <w:ilvl w:val="2"/>
-          <w:numId w:val="1"/>
-        </w:numPr>
-        <w:rPr>
-          <w:rFonts w:ascii="Cascadia Code" w:hAnsi="Cascadia Code" w:cs="Cascadia Code"/>
-        </w:rPr>
-      </w:pPr>
-      <w:r>
-        <w:rPr>
-          <w:rFonts w:ascii="Cascadia Code" w:hAnsi="Cascadia Code" w:cs="Cascadia Code"/>
-        </w:rPr>
-        <w:t>Character Creation</w:t>
+        <w:t>Rape – Adult Pack</w:t>
+      </w:r>
+    </w:p>
+    <w:p>
+      <w:pPr>
+        <w:pStyle w:val="ListParagraph"/>
+        <w:numPr>
+          <w:ilvl w:val="3"/>
+          <w:numId w:val="1"/>
+        </w:numPr>
+        <w:rPr>
+          <w:rFonts w:ascii="Cascadia Code" w:hAnsi="Cascadia Code" w:cs="Cascadia Code"/>
+        </w:rPr>
+      </w:pPr>
+      <w:r>
+        <w:rPr>
+          <w:rFonts w:ascii="Cascadia Code" w:hAnsi="Cascadia Code" w:cs="Cascadia Code"/>
+        </w:rPr>
+        <w:t>Drag</w:t>
+      </w:r>
+    </w:p>
+    <w:p>
+      <w:pPr>
+        <w:pStyle w:val="ListParagraph"/>
+        <w:numPr>
+          <w:ilvl w:val="2"/>
+          <w:numId w:val="1"/>
+        </w:numPr>
+        <w:rPr>
+          <w:rFonts w:ascii="Cascadia Code" w:hAnsi="Cascadia Code" w:cs="Cascadia Code"/>
+        </w:rPr>
+      </w:pPr>
+      <w:r>
+        <w:rPr>
+          <w:rFonts w:ascii="Cascadia Code" w:hAnsi="Cascadia Code" w:cs="Cascadia Code"/>
+        </w:rPr>
+        <w:t>Grid Inventory</w:t>
+      </w:r>
+    </w:p>
+    <w:p>
+      <w:pPr>
+        <w:pStyle w:val="ListParagraph"/>
+        <w:numPr>
+          <w:ilvl w:val="2"/>
+          <w:numId w:val="1"/>
+        </w:numPr>
+        <w:rPr>
+          <w:rFonts w:ascii="Cascadia Code" w:hAnsi="Cascadia Code" w:cs="Cascadia Code"/>
+        </w:rPr>
+      </w:pPr>
+      <w:r>
+        <w:rPr>
+          <w:rFonts w:ascii="Cascadia Code" w:hAnsi="Cascadia Code" w:cs="Cascadia Code"/>
+        </w:rPr>
+        <w:t>Building</w:t>
+      </w:r>
+    </w:p>
+    <w:p>
+      <w:pPr>
+        <w:pStyle w:val="ListParagraph"/>
+        <w:numPr>
+          <w:ilvl w:val="2"/>
+          <w:numId w:val="1"/>
+        </w:numPr>
+        <w:rPr>
+          <w:rFonts w:ascii="Cascadia Code" w:hAnsi="Cascadia Code" w:cs="Cascadia Code"/>
+        </w:rPr>
+      </w:pPr>
+      <w:r>
+        <w:rPr>
+          <w:rFonts w:ascii="Cascadia Code" w:hAnsi="Cascadia Code" w:cs="Cascadia Code"/>
+        </w:rPr>
+        <w:t>Camping</w:t>
+      </w:r>
+    </w:p>
+    <w:p>
+      <w:pPr>
+        <w:pStyle w:val="ListParagraph"/>
+        <w:numPr>
+          <w:ilvl w:val="2"/>
+          <w:numId w:val="1"/>
+        </w:numPr>
+        <w:rPr>
+          <w:rFonts w:ascii="Cascadia Code" w:hAnsi="Cascadia Code" w:cs="Cascadia Code"/>
+        </w:rPr>
+      </w:pPr>
+      <w:r>
+        <w:rPr>
+          <w:rFonts w:ascii="Cascadia Code" w:hAnsi="Cascadia Code" w:cs="Cascadia Code"/>
+        </w:rPr>
+        <w:t>Map</w:t>
+      </w:r>
+    </w:p>
+    <w:p>
+      <w:pPr>
+        <w:pStyle w:val="ListParagraph"/>
+        <w:numPr>
+          <w:ilvl w:val="2"/>
+          <w:numId w:val="1"/>
+        </w:numPr>
+        <w:rPr>
+          <w:rFonts w:ascii="Cascadia Code" w:hAnsi="Cascadia Code" w:cs="Cascadia Code"/>
+        </w:rPr>
+      </w:pPr>
+      <w:r>
+        <w:rPr>
+          <w:rFonts w:ascii="Cascadia Code" w:hAnsi="Cascadia Code" w:cs="Cascadia Code"/>
+        </w:rPr>
+        <w:t>Driving – Unsure</w:t>
+      </w:r>
+    </w:p>
+    <w:p>
+      <w:pPr>
+        <w:pStyle w:val="ListParagraph"/>
+        <w:numPr>
+          <w:ilvl w:val="2"/>
+          <w:numId w:val="1"/>
+        </w:numPr>
+        <w:rPr>
+          <w:rFonts w:ascii="Cascadia Code" w:hAnsi="Cascadia Code" w:cs="Cascadia Code"/>
+        </w:rPr>
+      </w:pPr>
+      <w:r>
+        <w:rPr>
+          <w:rFonts w:ascii="Cascadia Code" w:hAnsi="Cascadia Code" w:cs="Cascadia Code"/>
+        </w:rPr>
+        <w:t>Sleep | Fast Forward</w:t>
+      </w:r>
+    </w:p>
+    <w:p>
+      <w:pPr>
+        <w:pStyle w:val="ListParagraph"/>
+        <w:numPr>
+          <w:ilvl w:val="2"/>
+          <w:numId w:val="1"/>
+        </w:numPr>
+        <w:rPr>
+          <w:rFonts w:ascii="Cascadia Code" w:hAnsi="Cascadia Code" w:cs="Cascadia Code"/>
+        </w:rPr>
+      </w:pPr>
+      <w:r>
+        <w:rPr>
+          <w:rFonts w:ascii="Cascadia Code" w:hAnsi="Cascadia Code" w:cs="Cascadia Code"/>
+        </w:rPr>
+        <w:t>Mele Combat</w:t>
+      </w:r>
+    </w:p>
+    <w:p>
+      <w:pPr>
+        <w:pStyle w:val="ListParagraph"/>
+        <w:numPr>
+          <w:ilvl w:val="2"/>
+          <w:numId w:val="1"/>
+        </w:numPr>
+        <w:rPr>
+          <w:rFonts w:ascii="Cascadia Code" w:hAnsi="Cascadia Code" w:cs="Cascadia Code"/>
+        </w:rPr>
+      </w:pPr>
+      <w:r>
+        <w:rPr>
+          <w:rFonts w:ascii="Cascadia Code" w:hAnsi="Cascadia Code" w:cs="Cascadia Code"/>
+        </w:rPr>
+        <w:t>Range Combat</w:t>
+      </w:r>
+    </w:p>
+    <w:p>
+      <w:pPr>
+        <w:pStyle w:val="ListParagraph"/>
+        <w:numPr>
+          <w:ilvl w:val="2"/>
+          <w:numId w:val="1"/>
+        </w:numPr>
+        <w:rPr>
+          <w:rFonts w:ascii="Cascadia Code" w:hAnsi="Cascadia Code" w:cs="Cascadia Code"/>
+        </w:rPr>
+      </w:pPr>
+      <w:r>
+        <w:rPr>
+          <w:rFonts w:ascii="Cascadia Code" w:hAnsi="Cascadia Code" w:cs="Cascadia Code"/>
+        </w:rPr>
+        <w:t>Vehicle Combat</w:t>
+      </w:r>
+    </w:p>
+    <w:p>
+      <w:pPr>
+        <w:pStyle w:val="ListParagraph"/>
+        <w:numPr>
+          <w:ilvl w:val="2"/>
+          <w:numId w:val="1"/>
+        </w:numPr>
+        <w:rPr>
+          <w:rFonts w:ascii="Cascadia Code" w:hAnsi="Cascadia Code" w:cs="Cascadia Code"/>
+        </w:rPr>
+      </w:pPr>
+      <w:r>
+        <w:rPr>
+          <w:rFonts w:ascii="Cascadia Code" w:hAnsi="Cascadia Code" w:cs="Cascadia Code"/>
+        </w:rPr>
+        <w:t>Raid</w:t>
+      </w:r>
+    </w:p>
+    <w:p>
+      <w:pPr>
+        <w:pStyle w:val="ListParagraph"/>
+        <w:numPr>
+          <w:ilvl w:val="2"/>
+          <w:numId w:val="1"/>
+        </w:numPr>
+        <w:rPr>
+          <w:rFonts w:ascii="Cascadia Code" w:hAnsi="Cascadia Code" w:cs="Cascadia Code"/>
+        </w:rPr>
+      </w:pPr>
+      <w:r>
+        <w:rPr>
+          <w:rFonts w:ascii="Cascadia Code" w:hAnsi="Cascadia Code" w:cs="Cascadia Code"/>
+        </w:rPr>
+        <w:t>Safe Zone</w:t>
       </w:r>
     </w:p>
     <w:p>
@@ -1202,818 +2565,7 @@
         <w:rPr>
           <w:rFonts w:ascii="Cascadia Code" w:hAnsi="Cascadia Code" w:cs="Cascadia Code"/>
         </w:rPr>
-        <w:t>Environment – hiatus</w:t>
-      </w:r>
-    </w:p>
-    <w:p>
-      <w:pPr>
-        <w:pStyle w:val="ListParagraph"/>
-        <w:numPr>
-          <w:ilvl w:val="2"/>
-          <w:numId w:val="1"/>
-        </w:numPr>
-        <w:rPr>
-          <w:rFonts w:ascii="Cascadia Code" w:hAnsi="Cascadia Code" w:cs="Cascadia Code"/>
-        </w:rPr>
-      </w:pPr>
-      <w:r>
-        <w:rPr>
-          <w:rFonts w:ascii="Cascadia Code" w:hAnsi="Cascadia Code" w:cs="Cascadia Code"/>
-        </w:rPr>
-        <w:t xml:space="preserve">Day / Night Cycle </w:t>
-      </w:r>
-    </w:p>
-    <w:p>
-      <w:pPr>
-        <w:pStyle w:val="ListParagraph"/>
-        <w:numPr>
-          <w:ilvl w:val="2"/>
-          <w:numId w:val="1"/>
-        </w:numPr>
-        <w:rPr>
-          <w:rFonts w:ascii="Cascadia Code" w:hAnsi="Cascadia Code" w:cs="Cascadia Code"/>
-        </w:rPr>
-      </w:pPr>
-      <w:r>
-        <w:rPr>
-          <w:rFonts w:ascii="Cascadia Code" w:hAnsi="Cascadia Code" w:cs="Cascadia Code"/>
-        </w:rPr>
-        <w:t>Ecosystems</w:t>
-      </w:r>
-    </w:p>
-    <w:p>
-      <w:pPr>
-        <w:pStyle w:val="ListParagraph"/>
-        <w:numPr>
-          <w:ilvl w:val="2"/>
-          <w:numId w:val="1"/>
-        </w:numPr>
-        <w:rPr>
-          <w:rFonts w:ascii="Cascadia Code" w:hAnsi="Cascadia Code" w:cs="Cascadia Code"/>
-        </w:rPr>
-      </w:pPr>
-      <w:r>
-        <w:rPr>
-          <w:rFonts w:ascii="Cascadia Code" w:hAnsi="Cascadia Code" w:cs="Cascadia Code"/>
-        </w:rPr>
-        <w:t>Parallax Scrolling</w:t>
-      </w:r>
-    </w:p>
-    <w:p>
-      <w:pPr>
-        <w:pStyle w:val="ListParagraph"/>
-        <w:numPr>
-          <w:ilvl w:val="2"/>
-          <w:numId w:val="1"/>
-        </w:numPr>
-        <w:rPr>
-          <w:rFonts w:ascii="Cascadia Code" w:hAnsi="Cascadia Code" w:cs="Cascadia Code"/>
-        </w:rPr>
-      </w:pPr>
-      <w:r>
-        <w:rPr>
-          <w:rFonts w:ascii="Cascadia Code" w:hAnsi="Cascadia Code" w:cs="Cascadia Code"/>
-        </w:rPr>
-        <w:t>Chunks</w:t>
-      </w:r>
-    </w:p>
-    <w:p>
-      <w:pPr>
-        <w:pStyle w:val="ListParagraph"/>
-        <w:numPr>
-          <w:ilvl w:val="2"/>
-          <w:numId w:val="1"/>
-        </w:numPr>
-        <w:rPr>
-          <w:rFonts w:ascii="Cascadia Code" w:hAnsi="Cascadia Code" w:cs="Cascadia Code"/>
-        </w:rPr>
-      </w:pPr>
-      <w:r>
-        <w:rPr>
-          <w:rFonts w:ascii="Cascadia Code" w:hAnsi="Cascadia Code" w:cs="Cascadia Code"/>
-        </w:rPr>
-        <w:t>F</w:t>
-      </w:r>
-      <w:r>
-        <w:rPr>
-          <w:rFonts w:ascii="Cascadia Code" w:hAnsi="Cascadia Code" w:cs="Cascadia Code"/>
-        </w:rPr>
-        <w:t>ui</w:t>
-      </w:r>
-      <w:r>
-        <w:rPr>
-          <w:rFonts w:ascii="Cascadia Code" w:hAnsi="Cascadia Code" w:cs="Cascadia Code"/>
-        </w:rPr>
-        <w:t>ld</w:t>
-      </w:r>
-    </w:p>
-    <w:p>
-      <w:pPr>
-        <w:pStyle w:val="ListParagraph"/>
-        <w:numPr>
-          <w:ilvl w:val="3"/>
-          <w:numId w:val="1"/>
-        </w:numPr>
-        <w:rPr>
-          <w:rFonts w:ascii="Cascadia Code" w:hAnsi="Cascadia Code" w:cs="Cascadia Code"/>
-        </w:rPr>
-      </w:pPr>
-      <w:r>
-        <w:rPr>
-          <w:rFonts w:ascii="Cascadia Code" w:hAnsi="Cascadia Code" w:cs="Cascadia Code"/>
-        </w:rPr>
-        <w:t>Ripple / Wave / Flowing / Current</w:t>
-      </w:r>
-    </w:p>
-    <w:p>
-      <w:pPr>
-        <w:pStyle w:val="ListParagraph"/>
-        <w:numPr>
-          <w:ilvl w:val="4"/>
-          <w:numId w:val="1"/>
-        </w:numPr>
-        <w:rPr>
-          <w:rFonts w:ascii="Cascadia Code" w:hAnsi="Cascadia Code" w:cs="Cascadia Code"/>
-        </w:rPr>
-      </w:pPr>
-      <w:r>
-        <w:rPr>
-          <w:rFonts w:ascii="Cascadia Code" w:hAnsi="Cascadia Code" w:cs="Cascadia Code"/>
-        </w:rPr>
-        <w:lastRenderedPageBreak/>
-        <w:t>Pond</w:t>
-      </w:r>
-    </w:p>
-    <w:p>
-      <w:pPr>
-        <w:pStyle w:val="ListParagraph"/>
-        <w:numPr>
-          <w:ilvl w:val="4"/>
-          <w:numId w:val="1"/>
-        </w:numPr>
-        <w:rPr>
-          <w:rFonts w:ascii="Cascadia Code" w:hAnsi="Cascadia Code" w:cs="Cascadia Code"/>
-        </w:rPr>
-      </w:pPr>
-      <w:r>
-        <w:rPr>
-          <w:rFonts w:ascii="Cascadia Code" w:hAnsi="Cascadia Code" w:cs="Cascadia Code"/>
-        </w:rPr>
-        <w:t>Sea</w:t>
-      </w:r>
-    </w:p>
-    <w:p>
-      <w:pPr>
-        <w:pStyle w:val="ListParagraph"/>
-        <w:numPr>
-          <w:ilvl w:val="4"/>
-          <w:numId w:val="1"/>
-        </w:numPr>
-        <w:rPr>
-          <w:rFonts w:ascii="Cascadia Code" w:hAnsi="Cascadia Code" w:cs="Cascadia Code"/>
-        </w:rPr>
-      </w:pPr>
-      <w:r>
-        <w:rPr>
-          <w:rFonts w:ascii="Cascadia Code" w:hAnsi="Cascadia Code" w:cs="Cascadia Code"/>
-        </w:rPr>
-        <w:t xml:space="preserve">River </w:t>
-      </w:r>
-    </w:p>
-    <w:p>
-      <w:pPr>
-        <w:pStyle w:val="ListParagraph"/>
-        <w:numPr>
-          <w:ilvl w:val="4"/>
-          <w:numId w:val="1"/>
-        </w:numPr>
-        <w:rPr>
-          <w:rFonts w:ascii="Cascadia Code" w:hAnsi="Cascadia Code" w:cs="Cascadia Code"/>
-        </w:rPr>
-      </w:pPr>
-      <w:r>
-        <w:rPr>
-          <w:rFonts w:ascii="Cascadia Code" w:hAnsi="Cascadia Code" w:cs="Cascadia Code"/>
-        </w:rPr>
-        <w:t>Falls</w:t>
-      </w:r>
-    </w:p>
-    <w:p>
-      <w:pPr>
-        <w:pStyle w:val="ListParagraph"/>
-        <w:numPr>
-          <w:ilvl w:val="4"/>
-          <w:numId w:val="1"/>
-        </w:numPr>
-        <w:rPr>
-          <w:rFonts w:ascii="Cascadia Code" w:hAnsi="Cascadia Code" w:cs="Cascadia Code"/>
-        </w:rPr>
-      </w:pPr>
-      <w:r>
-        <w:rPr>
-          <w:rFonts w:ascii="Cascadia Code" w:hAnsi="Cascadia Code" w:cs="Cascadia Code"/>
-        </w:rPr>
-        <w:t xml:space="preserve">Shower </w:t>
-      </w:r>
-    </w:p>
-    <w:p>
-      <w:pPr>
-        <w:pStyle w:val="ListParagraph"/>
-        <w:numPr>
-          <w:ilvl w:val="2"/>
-          <w:numId w:val="1"/>
-        </w:numPr>
-        <w:rPr>
-          <w:rFonts w:ascii="Cascadia Code" w:hAnsi="Cascadia Code" w:cs="Cascadia Code"/>
-        </w:rPr>
-      </w:pPr>
-      <w:r>
-        <w:rPr>
-          <w:rFonts w:ascii="Cascadia Code" w:hAnsi="Cascadia Code" w:cs="Cascadia Code"/>
-        </w:rPr>
-        <w:t>Locations</w:t>
-      </w:r>
-    </w:p>
-    <w:p>
-      <w:pPr>
-        <w:pStyle w:val="ListParagraph"/>
-        <w:numPr>
-          <w:ilvl w:val="3"/>
-          <w:numId w:val="1"/>
-        </w:numPr>
-        <w:rPr>
-          <w:rFonts w:ascii="Cascadia Code" w:hAnsi="Cascadia Code" w:cs="Cascadia Code"/>
-        </w:rPr>
-      </w:pPr>
-      <w:r>
-        <w:rPr>
-          <w:rFonts w:ascii="Cascadia Code" w:hAnsi="Cascadia Code" w:cs="Cascadia Code"/>
-        </w:rPr>
-        <w:t>Urban</w:t>
-      </w:r>
-    </w:p>
-    <w:p>
-      <w:pPr>
-        <w:pStyle w:val="ListParagraph"/>
-        <w:numPr>
-          <w:ilvl w:val="4"/>
-          <w:numId w:val="1"/>
-        </w:numPr>
-        <w:rPr>
-          <w:rFonts w:ascii="Cascadia Code" w:hAnsi="Cascadia Code" w:cs="Cascadia Code"/>
-        </w:rPr>
-      </w:pPr>
-      <w:r>
-        <w:rPr>
-          <w:rFonts w:ascii="Cascadia Code" w:hAnsi="Cascadia Code" w:cs="Cascadia Code"/>
-        </w:rPr>
-        <w:t>City</w:t>
-      </w:r>
-    </w:p>
-    <w:p>
-      <w:pPr>
-        <w:pStyle w:val="ListParagraph"/>
-        <w:numPr>
-          <w:ilvl w:val="4"/>
-          <w:numId w:val="1"/>
-        </w:numPr>
-        <w:rPr>
-          <w:rFonts w:ascii="Cascadia Code" w:hAnsi="Cascadia Code" w:cs="Cascadia Code"/>
-        </w:rPr>
-      </w:pPr>
-      <w:r>
-        <w:rPr>
-          <w:rFonts w:ascii="Cascadia Code" w:hAnsi="Cascadia Code" w:cs="Cascadia Code"/>
-        </w:rPr>
-        <w:t>Factories</w:t>
-      </w:r>
-    </w:p>
-    <w:p>
-      <w:pPr>
-        <w:pStyle w:val="ListParagraph"/>
-        <w:numPr>
-          <w:ilvl w:val="4"/>
-          <w:numId w:val="1"/>
-        </w:numPr>
-        <w:rPr>
-          <w:rFonts w:ascii="Cascadia Code" w:hAnsi="Cascadia Code" w:cs="Cascadia Code"/>
-        </w:rPr>
-      </w:pPr>
-      <w:r>
-        <w:rPr>
-          <w:rFonts w:ascii="Cascadia Code" w:hAnsi="Cascadia Code" w:cs="Cascadia Code"/>
-        </w:rPr>
-        <w:t>Warehouse</w:t>
-      </w:r>
-    </w:p>
-    <w:p>
-      <w:pPr>
-        <w:pStyle w:val="ListParagraph"/>
-        <w:numPr>
-          <w:ilvl w:val="4"/>
-          <w:numId w:val="1"/>
-        </w:numPr>
-        <w:rPr>
-          <w:rFonts w:ascii="Cascadia Code" w:hAnsi="Cascadia Code" w:cs="Cascadia Code"/>
-        </w:rPr>
-      </w:pPr>
-      <w:r>
-        <w:rPr>
-          <w:rFonts w:ascii="Cascadia Code" w:hAnsi="Cascadia Code" w:cs="Cascadia Code"/>
-        </w:rPr>
-        <w:t xml:space="preserve">Stores </w:t>
-      </w:r>
-    </w:p>
-    <w:p>
-      <w:pPr>
-        <w:pStyle w:val="ListParagraph"/>
-        <w:numPr>
-          <w:ilvl w:val="4"/>
-          <w:numId w:val="1"/>
-        </w:numPr>
-        <w:rPr>
-          <w:rFonts w:ascii="Cascadia Code" w:hAnsi="Cascadia Code" w:cs="Cascadia Code"/>
-        </w:rPr>
-      </w:pPr>
-      <w:r>
-        <w:rPr>
-          <w:rFonts w:ascii="Cascadia Code" w:hAnsi="Cascadia Code" w:cs="Cascadia Code"/>
-        </w:rPr>
-        <w:t>Malls</w:t>
-      </w:r>
-    </w:p>
-    <w:p>
-      <w:pPr>
-        <w:pStyle w:val="ListParagraph"/>
-        <w:numPr>
-          <w:ilvl w:val="4"/>
-          <w:numId w:val="1"/>
-        </w:numPr>
-        <w:rPr>
-          <w:rFonts w:ascii="Cascadia Code" w:hAnsi="Cascadia Code" w:cs="Cascadia Code"/>
-        </w:rPr>
-      </w:pPr>
-      <w:r>
-        <w:rPr>
-          <w:rFonts w:ascii="Cascadia Code" w:hAnsi="Cascadia Code" w:cs="Cascadia Code"/>
-        </w:rPr>
-        <w:t>Sewers / Maintenance Tunnel</w:t>
-      </w:r>
-    </w:p>
-    <w:p>
-      <w:pPr>
-        <w:pStyle w:val="ListParagraph"/>
-        <w:numPr>
-          <w:ilvl w:val="4"/>
-          <w:numId w:val="1"/>
-        </w:numPr>
-        <w:rPr>
-          <w:rFonts w:ascii="Cascadia Code" w:hAnsi="Cascadia Code" w:cs="Cascadia Code"/>
-        </w:rPr>
-      </w:pPr>
-      <w:r>
-        <w:rPr>
-          <w:rFonts w:ascii="Cascadia Code" w:hAnsi="Cascadia Code" w:cs="Cascadia Code"/>
-        </w:rPr>
-        <w:t>Suburban</w:t>
-      </w:r>
-    </w:p>
-    <w:p>
-      <w:pPr>
-        <w:pStyle w:val="ListParagraph"/>
-        <w:numPr>
-          <w:ilvl w:val="3"/>
-          <w:numId w:val="1"/>
-        </w:numPr>
-        <w:rPr>
-          <w:rFonts w:ascii="Cascadia Code" w:hAnsi="Cascadia Code" w:cs="Cascadia Code"/>
-        </w:rPr>
-      </w:pPr>
-      <w:r>
-        <w:rPr>
-          <w:rFonts w:ascii="Cascadia Code" w:hAnsi="Cascadia Code" w:cs="Cascadia Code"/>
-        </w:rPr>
-        <w:t>Rural</w:t>
-      </w:r>
-    </w:p>
-    <w:p>
-      <w:pPr>
-        <w:pStyle w:val="ListParagraph"/>
-        <w:numPr>
-          <w:ilvl w:val="4"/>
-          <w:numId w:val="1"/>
-        </w:numPr>
-        <w:rPr>
-          <w:rFonts w:ascii="Cascadia Code" w:hAnsi="Cascadia Code" w:cs="Cascadia Code"/>
-        </w:rPr>
-      </w:pPr>
-      <w:r>
-        <w:rPr>
-          <w:rFonts w:ascii="Cascadia Code" w:hAnsi="Cascadia Code" w:cs="Cascadia Code"/>
-        </w:rPr>
-        <w:t>Small Towns</w:t>
-      </w:r>
-    </w:p>
-    <w:p>
-      <w:pPr>
-        <w:pStyle w:val="ListParagraph"/>
-        <w:numPr>
-          <w:ilvl w:val="4"/>
-          <w:numId w:val="1"/>
-        </w:numPr>
-        <w:rPr>
-          <w:rFonts w:ascii="Cascadia Code" w:hAnsi="Cascadia Code" w:cs="Cascadia Code"/>
-        </w:rPr>
-      </w:pPr>
-      <w:r>
-        <w:rPr>
-          <w:rFonts w:ascii="Cascadia Code" w:hAnsi="Cascadia Code" w:cs="Cascadia Code"/>
-        </w:rPr>
-        <w:t>Farm Towns</w:t>
-      </w:r>
-    </w:p>
-    <w:p>
-      <w:pPr>
-        <w:pStyle w:val="ListParagraph"/>
-        <w:numPr>
-          <w:ilvl w:val="4"/>
-          <w:numId w:val="1"/>
-        </w:numPr>
-        <w:rPr>
-          <w:rFonts w:ascii="Cascadia Code" w:hAnsi="Cascadia Code" w:cs="Cascadia Code"/>
-        </w:rPr>
-      </w:pPr>
-      <w:r>
-        <w:rPr>
-          <w:rFonts w:ascii="Cascadia Code" w:hAnsi="Cascadia Code" w:cs="Cascadia Code"/>
-        </w:rPr>
-        <w:t>Large Scale Factory</w:t>
-      </w:r>
-    </w:p>
-    <w:p>
-      <w:pPr>
-        <w:pStyle w:val="ListParagraph"/>
-        <w:numPr>
-          <w:ilvl w:val="4"/>
-          <w:numId w:val="1"/>
-        </w:numPr>
-        <w:rPr>
-          <w:rFonts w:ascii="Cascadia Code" w:hAnsi="Cascadia Code" w:cs="Cascadia Code"/>
-        </w:rPr>
-      </w:pPr>
-      <w:r>
-        <w:rPr>
-          <w:rFonts w:ascii="Cascadia Code" w:hAnsi="Cascadia Code" w:cs="Cascadia Code"/>
-        </w:rPr>
-        <w:t>Large Scale Warehouse</w:t>
-      </w:r>
-    </w:p>
-    <w:p>
-      <w:pPr>
-        <w:pStyle w:val="ListParagraph"/>
-        <w:numPr>
-          <w:ilvl w:val="4"/>
-          <w:numId w:val="1"/>
-        </w:numPr>
-        <w:rPr>
-          <w:rFonts w:ascii="Cascadia Code" w:hAnsi="Cascadia Code" w:cs="Cascadia Code"/>
-        </w:rPr>
-      </w:pPr>
-      <w:r>
-        <w:rPr>
-          <w:rFonts w:ascii="Cascadia Code" w:hAnsi="Cascadia Code" w:cs="Cascadia Code"/>
-        </w:rPr>
-        <w:t>Farmhouse</w:t>
-      </w:r>
-    </w:p>
-    <w:p>
-      <w:pPr>
-        <w:pStyle w:val="ListParagraph"/>
-        <w:numPr>
-          <w:ilvl w:val="4"/>
-          <w:numId w:val="1"/>
-        </w:numPr>
-        <w:rPr>
-          <w:rFonts w:ascii="Cascadia Code" w:hAnsi="Cascadia Code" w:cs="Cascadia Code"/>
-        </w:rPr>
-      </w:pPr>
-      <w:r>
-        <w:rPr>
-          <w:rFonts w:ascii="Cascadia Code" w:hAnsi="Cascadia Code" w:cs="Cascadia Code"/>
-        </w:rPr>
-        <w:t>Refineries</w:t>
-      </w:r>
-    </w:p>
-    <w:p>
-      <w:pPr>
-        <w:pStyle w:val="ListParagraph"/>
-        <w:numPr>
-          <w:ilvl w:val="4"/>
-          <w:numId w:val="1"/>
-        </w:numPr>
-        <w:rPr>
-          <w:rFonts w:ascii="Cascadia Code" w:hAnsi="Cascadia Code" w:cs="Cascadia Code"/>
-        </w:rPr>
-      </w:pPr>
-      <w:r>
-        <w:rPr>
-          <w:rFonts w:ascii="Cascadia Code" w:hAnsi="Cascadia Code" w:cs="Cascadia Code"/>
-        </w:rPr>
-        <w:t>Power Plants</w:t>
-      </w:r>
-    </w:p>
-    <w:p>
-      <w:pPr>
-        <w:pStyle w:val="ListParagraph"/>
-        <w:numPr>
-          <w:ilvl w:val="3"/>
-          <w:numId w:val="1"/>
-        </w:numPr>
-        <w:rPr>
-          <w:rFonts w:ascii="Cascadia Code" w:hAnsi="Cascadia Code" w:cs="Cascadia Code"/>
-        </w:rPr>
-      </w:pPr>
-      <w:r>
-        <w:rPr>
-          <w:rFonts w:ascii="Cascadia Code" w:hAnsi="Cascadia Code" w:cs="Cascadia Code"/>
-        </w:rPr>
-        <w:t>Wilderness</w:t>
-      </w:r>
-    </w:p>
-    <w:p>
-      <w:pPr>
-        <w:pStyle w:val="ListParagraph"/>
-        <w:numPr>
-          <w:ilvl w:val="4"/>
-          <w:numId w:val="1"/>
-        </w:numPr>
-        <w:rPr>
-          <w:rFonts w:ascii="Cascadia Code" w:hAnsi="Cascadia Code" w:cs="Cascadia Code"/>
-        </w:rPr>
-      </w:pPr>
-      <w:r>
-        <w:rPr>
-          <w:rFonts w:ascii="Cascadia Code" w:hAnsi="Cascadia Code" w:cs="Cascadia Code"/>
-        </w:rPr>
-        <w:t>Plains</w:t>
-      </w:r>
-    </w:p>
-    <w:p>
-      <w:pPr>
-        <w:pStyle w:val="ListParagraph"/>
-        <w:numPr>
-          <w:ilvl w:val="4"/>
-          <w:numId w:val="1"/>
-        </w:numPr>
-        <w:rPr>
-          <w:rFonts w:ascii="Cascadia Code" w:hAnsi="Cascadia Code" w:cs="Cascadia Code"/>
-        </w:rPr>
-      </w:pPr>
-      <w:r>
-        <w:rPr>
-          <w:rFonts w:ascii="Cascadia Code" w:hAnsi="Cascadia Code" w:cs="Cascadia Code"/>
-        </w:rPr>
-        <w:t>Forest</w:t>
-      </w:r>
-    </w:p>
-    <w:p>
-      <w:pPr>
-        <w:pStyle w:val="ListParagraph"/>
-        <w:numPr>
-          <w:ilvl w:val="4"/>
-          <w:numId w:val="1"/>
-        </w:numPr>
-        <w:rPr>
-          <w:rFonts w:ascii="Cascadia Code" w:hAnsi="Cascadia Code" w:cs="Cascadia Code"/>
-        </w:rPr>
-      </w:pPr>
-      <w:r>
-        <w:rPr>
-          <w:rFonts w:ascii="Cascadia Code" w:hAnsi="Cascadia Code" w:cs="Cascadia Code"/>
-        </w:rPr>
-        <w:t>Swamp</w:t>
-      </w:r>
-    </w:p>
-    <w:p>
-      <w:pPr>
-        <w:pStyle w:val="ListParagraph"/>
-        <w:numPr>
-          <w:ilvl w:val="4"/>
-          <w:numId w:val="1"/>
-        </w:numPr>
-        <w:rPr>
-          <w:rFonts w:ascii="Cascadia Code" w:hAnsi="Cascadia Code" w:cs="Cascadia Code"/>
-        </w:rPr>
-      </w:pPr>
-      <w:r>
-        <w:rPr>
-          <w:rFonts w:ascii="Cascadia Code" w:hAnsi="Cascadia Code" w:cs="Cascadia Code"/>
-        </w:rPr>
-        <w:t>Marsh</w:t>
-      </w:r>
-    </w:p>
-    <w:p>
-      <w:pPr>
-        <w:pStyle w:val="ListParagraph"/>
-        <w:numPr>
-          <w:ilvl w:val="4"/>
-          <w:numId w:val="1"/>
-        </w:numPr>
-        <w:rPr>
-          <w:rFonts w:ascii="Cascadia Code" w:hAnsi="Cascadia Code" w:cs="Cascadia Code"/>
-        </w:rPr>
-      </w:pPr>
-      <w:r>
-        <w:rPr>
-          <w:rFonts w:ascii="Cascadia Code" w:hAnsi="Cascadia Code" w:cs="Cascadia Code"/>
-        </w:rPr>
-        <w:t>Mountains</w:t>
-      </w:r>
-    </w:p>
-    <w:p>
-      <w:pPr>
-        <w:pStyle w:val="ListParagraph"/>
-        <w:numPr>
-          <w:ilvl w:val="4"/>
-          <w:numId w:val="1"/>
-        </w:numPr>
-        <w:rPr>
-          <w:rFonts w:ascii="Cascadia Code" w:hAnsi="Cascadia Code" w:cs="Cascadia Code"/>
-        </w:rPr>
-      </w:pPr>
-      <w:r>
-        <w:rPr>
-          <w:rFonts w:ascii="Cascadia Code" w:hAnsi="Cascadia Code" w:cs="Cascadia Code"/>
-        </w:rPr>
-        <w:t>Cliffs</w:t>
-      </w:r>
-    </w:p>
-    <w:p>
-      <w:pPr>
-        <w:pStyle w:val="ListParagraph"/>
-        <w:numPr>
-          <w:ilvl w:val="4"/>
-          <w:numId w:val="1"/>
-        </w:numPr>
-        <w:rPr>
-          <w:rFonts w:ascii="Cascadia Code" w:hAnsi="Cascadia Code" w:cs="Cascadia Code"/>
-        </w:rPr>
-      </w:pPr>
-      <w:r>
-        <w:rPr>
-          <w:rFonts w:ascii="Cascadia Code" w:hAnsi="Cascadia Code" w:cs="Cascadia Code"/>
-        </w:rPr>
-        <w:t>Caves</w:t>
-      </w:r>
-    </w:p>
-    <w:p>
-      <w:pPr>
-        <w:pStyle w:val="ListParagraph"/>
-        <w:numPr>
-          <w:ilvl w:val="4"/>
-          <w:numId w:val="1"/>
-        </w:numPr>
-        <w:rPr>
-          <w:rFonts w:ascii="Cascadia Code" w:hAnsi="Cascadia Code" w:cs="Cascadia Code"/>
-        </w:rPr>
-      </w:pPr>
-      <w:r>
-        <w:rPr>
-          <w:rFonts w:ascii="Cascadia Code" w:hAnsi="Cascadia Code" w:cs="Cascadia Code"/>
-        </w:rPr>
-        <w:t>Mineshafts</w:t>
-      </w:r>
-    </w:p>
-    <w:p>
-      <w:pPr>
-        <w:pStyle w:val="ListParagraph"/>
-        <w:numPr>
-          <w:ilvl w:val="4"/>
-          <w:numId w:val="1"/>
-        </w:numPr>
-        <w:rPr>
-          <w:rFonts w:ascii="Cascadia Code" w:hAnsi="Cascadia Code" w:cs="Cascadia Code"/>
-        </w:rPr>
-      </w:pPr>
-      <w:r>
-        <w:rPr>
-          <w:rFonts w:ascii="Cascadia Code" w:hAnsi="Cascadia Code" w:cs="Cascadia Code"/>
-        </w:rPr>
-        <w:t>Undisclosed</w:t>
-      </w:r>
-      <w:r>
-        <w:rPr>
-          <w:rFonts w:ascii="Cascadia Code" w:hAnsi="Cascadia Code" w:cs="Cascadia Code"/>
-        </w:rPr>
-        <w:t xml:space="preserve"> Laboratories</w:t>
-      </w:r>
-    </w:p>
-    <w:p>
-      <w:pPr>
-        <w:pStyle w:val="ListParagraph"/>
-        <w:numPr>
-          <w:ilvl w:val="2"/>
-          <w:numId w:val="1"/>
-        </w:numPr>
-        <w:rPr>
-          <w:rFonts w:ascii="Cascadia Code" w:hAnsi="Cascadia Code" w:cs="Cascadia Code"/>
-        </w:rPr>
-      </w:pPr>
-      <w:r>
-        <w:rPr>
-          <w:rFonts w:ascii="Cascadia Code" w:hAnsi="Cascadia Code" w:cs="Cascadia Code"/>
-        </w:rPr>
-        <w:t>Cloth Physics</w:t>
-      </w:r>
-    </w:p>
-    <w:p>
-      <w:pPr>
-        <w:pStyle w:val="ListParagraph"/>
-        <w:numPr>
-          <w:ilvl w:val="3"/>
-          <w:numId w:val="1"/>
-        </w:numPr>
-        <w:rPr>
-          <w:rFonts w:ascii="Cascadia Code" w:hAnsi="Cascadia Code" w:cs="Cascadia Code"/>
-        </w:rPr>
-      </w:pPr>
-      <w:r>
-        <w:rPr>
-          <w:rFonts w:ascii="Cascadia Code" w:hAnsi="Cascadia Code" w:cs="Cascadia Code"/>
-        </w:rPr>
-        <w:t>Waving Flag</w:t>
-      </w:r>
-    </w:p>
-    <w:p>
-      <w:pPr>
-        <w:pStyle w:val="ListParagraph"/>
-        <w:numPr>
-          <w:ilvl w:val="3"/>
-          <w:numId w:val="1"/>
-        </w:numPr>
-        <w:rPr>
-          <w:rFonts w:ascii="Cascadia Code" w:hAnsi="Cascadia Code" w:cs="Cascadia Code"/>
-        </w:rPr>
-      </w:pPr>
-      <w:r>
-        <w:rPr>
-          <w:rFonts w:ascii="Cascadia Code" w:hAnsi="Cascadia Code" w:cs="Cascadia Code"/>
-        </w:rPr>
-        <w:t>Tabletop if outside</w:t>
-      </w:r>
-    </w:p>
-    <w:p>
-      <w:pPr>
-        <w:pStyle w:val="ListParagraph"/>
-        <w:numPr>
-          <w:ilvl w:val="3"/>
-          <w:numId w:val="1"/>
-        </w:numPr>
-        <w:rPr>
-          <w:rFonts w:ascii="Cascadia Code" w:hAnsi="Cascadia Code" w:cs="Cascadia Code"/>
-        </w:rPr>
-      </w:pPr>
-      <w:r>
-        <w:rPr>
-          <w:rFonts w:ascii="Cascadia Code" w:hAnsi="Cascadia Code" w:cs="Cascadia Code"/>
-        </w:rPr>
-        <w:t xml:space="preserve">Curtains </w:t>
-      </w:r>
-    </w:p>
-    <w:p>
-      <w:pPr>
-        <w:pStyle w:val="ListParagraph"/>
-        <w:numPr>
-          <w:ilvl w:val="3"/>
-          <w:numId w:val="1"/>
-        </w:numPr>
-        <w:rPr>
-          <w:rFonts w:ascii="Cascadia Code" w:hAnsi="Cascadia Code" w:cs="Cascadia Code"/>
-        </w:rPr>
-      </w:pPr>
-      <w:r>
-        <w:rPr>
-          <w:rFonts w:ascii="Cascadia Code" w:hAnsi="Cascadia Code" w:cs="Cascadia Code"/>
-        </w:rPr>
-        <w:t>Hanged Cloth</w:t>
-      </w:r>
-    </w:p>
-    <w:p>
-      <w:pPr>
-        <w:pStyle w:val="ListParagraph"/>
-        <w:numPr>
-          <w:ilvl w:val="2"/>
-          <w:numId w:val="1"/>
-        </w:numPr>
-        <w:rPr>
-          <w:rFonts w:ascii="Cascadia Code" w:hAnsi="Cascadia Code" w:cs="Cascadia Code"/>
-        </w:rPr>
-      </w:pPr>
-      <w:r>
-        <w:rPr>
-          <w:rFonts w:ascii="Cascadia Code" w:hAnsi="Cascadia Code" w:cs="Cascadia Code"/>
-        </w:rPr>
-        <w:t>Destructible Building or Static Wall and Objects</w:t>
+        <w:t>2D Aesthetic</w:t>
       </w:r>
     </w:p>
     <w:p>
@@ -2031,404 +2583,7 @@
         <w:rPr>
           <w:rFonts w:ascii="Cascadia Code" w:hAnsi="Cascadia Code" w:cs="Cascadia Code"/>
         </w:rPr>
-        <w:t>Mechanics – hiatus</w:t>
-      </w:r>
-    </w:p>
-    <w:p>
-      <w:pPr>
-        <w:pStyle w:val="ListParagraph"/>
-        <w:numPr>
-          <w:ilvl w:val="2"/>
-          <w:numId w:val="1"/>
-        </w:numPr>
-        <w:rPr>
-          <w:rFonts w:ascii="Cascadia Code" w:hAnsi="Cascadia Code" w:cs="Cascadia Code"/>
-        </w:rPr>
-      </w:pPr>
-      <w:r>
-        <w:rPr>
-          <w:rFonts w:ascii="Cascadia Code" w:hAnsi="Cascadia Code" w:cs="Cascadia Code"/>
-        </w:rPr>
-        <w:t>Survival</w:t>
-      </w:r>
-    </w:p>
-    <w:p>
-      <w:pPr>
-        <w:pStyle w:val="ListParagraph"/>
-        <w:numPr>
-          <w:ilvl w:val="3"/>
-          <w:numId w:val="1"/>
-        </w:numPr>
-        <w:rPr>
-          <w:rFonts w:ascii="Cascadia Code" w:hAnsi="Cascadia Code" w:cs="Cascadia Code"/>
-        </w:rPr>
-      </w:pPr>
-      <w:r>
-        <w:rPr>
-          <w:rFonts w:ascii="Cascadia Code" w:hAnsi="Cascadia Code" w:cs="Cascadia Code"/>
-        </w:rPr>
-        <w:t>Hunger</w:t>
-      </w:r>
-    </w:p>
-    <w:p>
-      <w:pPr>
-        <w:pStyle w:val="ListParagraph"/>
-        <w:numPr>
-          <w:ilvl w:val="3"/>
-          <w:numId w:val="1"/>
-        </w:numPr>
-        <w:rPr>
-          <w:rFonts w:ascii="Cascadia Code" w:hAnsi="Cascadia Code" w:cs="Cascadia Code"/>
-        </w:rPr>
-      </w:pPr>
-      <w:r>
-        <w:rPr>
-          <w:rFonts w:ascii="Cascadia Code" w:hAnsi="Cascadia Code" w:cs="Cascadia Code"/>
-        </w:rPr>
-        <w:t>Hydration</w:t>
-      </w:r>
-    </w:p>
-    <w:p>
-      <w:pPr>
-        <w:pStyle w:val="ListParagraph"/>
-        <w:numPr>
-          <w:ilvl w:val="3"/>
-          <w:numId w:val="1"/>
-        </w:numPr>
-        <w:rPr>
-          <w:rFonts w:ascii="Cascadia Code" w:hAnsi="Cascadia Code" w:cs="Cascadia Code"/>
-        </w:rPr>
-      </w:pPr>
-      <w:r>
-        <w:rPr>
-          <w:rFonts w:ascii="Cascadia Code" w:hAnsi="Cascadia Code" w:cs="Cascadia Code"/>
-        </w:rPr>
-        <w:lastRenderedPageBreak/>
-        <w:t>Health</w:t>
-      </w:r>
-    </w:p>
-    <w:p>
-      <w:pPr>
-        <w:pStyle w:val="ListParagraph"/>
-        <w:numPr>
-          <w:ilvl w:val="3"/>
-          <w:numId w:val="1"/>
-        </w:numPr>
-        <w:rPr>
-          <w:rFonts w:ascii="Cascadia Code" w:hAnsi="Cascadia Code" w:cs="Cascadia Code"/>
-        </w:rPr>
-      </w:pPr>
-      <w:r>
-        <w:rPr>
-          <w:rFonts w:ascii="Cascadia Code" w:hAnsi="Cascadia Code" w:cs="Cascadia Code"/>
-        </w:rPr>
-        <w:t>Mental</w:t>
-      </w:r>
-    </w:p>
-    <w:p>
-      <w:pPr>
-        <w:pStyle w:val="ListParagraph"/>
-        <w:numPr>
-          <w:ilvl w:val="3"/>
-          <w:numId w:val="1"/>
-        </w:numPr>
-        <w:rPr>
-          <w:rFonts w:ascii="Cascadia Code" w:hAnsi="Cascadia Code" w:cs="Cascadia Code"/>
-        </w:rPr>
-      </w:pPr>
-      <w:r>
-        <w:rPr>
-          <w:rFonts w:ascii="Cascadia Code" w:hAnsi="Cascadia Code" w:cs="Cascadia Code"/>
-        </w:rPr>
-        <w:t>Fatigue</w:t>
-      </w:r>
-    </w:p>
-    <w:p>
-      <w:pPr>
-        <w:pStyle w:val="ListParagraph"/>
-        <w:numPr>
-          <w:ilvl w:val="3"/>
-          <w:numId w:val="1"/>
-        </w:numPr>
-        <w:rPr>
-          <w:rFonts w:ascii="Cascadia Code" w:hAnsi="Cascadia Code" w:cs="Cascadia Code"/>
-        </w:rPr>
-      </w:pPr>
-      <w:r>
-        <w:rPr>
-          <w:rFonts w:ascii="Cascadia Code" w:hAnsi="Cascadia Code" w:cs="Cascadia Code"/>
-        </w:rPr>
-        <w:t>Recreation</w:t>
-      </w:r>
-    </w:p>
-    <w:p>
-      <w:pPr>
-        <w:pStyle w:val="ListParagraph"/>
-        <w:numPr>
-          <w:ilvl w:val="2"/>
-          <w:numId w:val="1"/>
-        </w:numPr>
-        <w:rPr>
-          <w:rFonts w:ascii="Cascadia Code" w:hAnsi="Cascadia Code" w:cs="Cascadia Code"/>
-        </w:rPr>
-      </w:pPr>
-      <w:r>
-        <w:rPr>
-          <w:rFonts w:ascii="Cascadia Code" w:hAnsi="Cascadia Code" w:cs="Cascadia Code"/>
-        </w:rPr>
-        <w:t>Grab</w:t>
-      </w:r>
-    </w:p>
-    <w:p>
-      <w:pPr>
-        <w:pStyle w:val="ListParagraph"/>
-        <w:numPr>
-          <w:ilvl w:val="3"/>
-          <w:numId w:val="1"/>
-        </w:numPr>
-        <w:rPr>
-          <w:rFonts w:ascii="Cascadia Code" w:hAnsi="Cascadia Code" w:cs="Cascadia Code"/>
-        </w:rPr>
-      </w:pPr>
-      <w:r>
-        <w:rPr>
-          <w:rFonts w:ascii="Cascadia Code" w:hAnsi="Cascadia Code" w:cs="Cascadia Code"/>
-        </w:rPr>
-        <w:t>Assault – Adult Pack</w:t>
-      </w:r>
-    </w:p>
-    <w:p>
-      <w:pPr>
-        <w:pStyle w:val="ListParagraph"/>
-        <w:numPr>
-          <w:ilvl w:val="3"/>
-          <w:numId w:val="1"/>
-        </w:numPr>
-        <w:rPr>
-          <w:rFonts w:ascii="Cascadia Code" w:hAnsi="Cascadia Code" w:cs="Cascadia Code"/>
-        </w:rPr>
-      </w:pPr>
-      <w:r>
-        <w:rPr>
-          <w:rFonts w:ascii="Cascadia Code" w:hAnsi="Cascadia Code" w:cs="Cascadia Code"/>
-        </w:rPr>
-        <w:t>Rape – Adult Pack</w:t>
-      </w:r>
-    </w:p>
-    <w:p>
-      <w:pPr>
-        <w:pStyle w:val="ListParagraph"/>
-        <w:numPr>
-          <w:ilvl w:val="3"/>
-          <w:numId w:val="1"/>
-        </w:numPr>
-        <w:rPr>
-          <w:rFonts w:ascii="Cascadia Code" w:hAnsi="Cascadia Code" w:cs="Cascadia Code"/>
-        </w:rPr>
-      </w:pPr>
-      <w:r>
-        <w:rPr>
-          <w:rFonts w:ascii="Cascadia Code" w:hAnsi="Cascadia Code" w:cs="Cascadia Code"/>
-        </w:rPr>
-        <w:t>Drag</w:t>
-      </w:r>
-    </w:p>
-    <w:p>
-      <w:pPr>
-        <w:pStyle w:val="ListParagraph"/>
-        <w:numPr>
-          <w:ilvl w:val="2"/>
-          <w:numId w:val="1"/>
-        </w:numPr>
-        <w:rPr>
-          <w:rFonts w:ascii="Cascadia Code" w:hAnsi="Cascadia Code" w:cs="Cascadia Code"/>
-        </w:rPr>
-      </w:pPr>
-      <w:r>
-        <w:rPr>
-          <w:rFonts w:ascii="Cascadia Code" w:hAnsi="Cascadia Code" w:cs="Cascadia Code"/>
-        </w:rPr>
-        <w:t>Grid Inventory</w:t>
-      </w:r>
-    </w:p>
-    <w:p>
-      <w:pPr>
-        <w:pStyle w:val="ListParagraph"/>
-        <w:numPr>
-          <w:ilvl w:val="2"/>
-          <w:numId w:val="1"/>
-        </w:numPr>
-        <w:rPr>
-          <w:rFonts w:ascii="Cascadia Code" w:hAnsi="Cascadia Code" w:cs="Cascadia Code"/>
-        </w:rPr>
-      </w:pPr>
-      <w:r>
-        <w:rPr>
-          <w:rFonts w:ascii="Cascadia Code" w:hAnsi="Cascadia Code" w:cs="Cascadia Code"/>
-        </w:rPr>
-        <w:t>Building</w:t>
-      </w:r>
-    </w:p>
-    <w:p>
-      <w:pPr>
-        <w:pStyle w:val="ListParagraph"/>
-        <w:numPr>
-          <w:ilvl w:val="2"/>
-          <w:numId w:val="1"/>
-        </w:numPr>
-        <w:rPr>
-          <w:rFonts w:ascii="Cascadia Code" w:hAnsi="Cascadia Code" w:cs="Cascadia Code"/>
-        </w:rPr>
-      </w:pPr>
-      <w:r>
-        <w:rPr>
-          <w:rFonts w:ascii="Cascadia Code" w:hAnsi="Cascadia Code" w:cs="Cascadia Code"/>
-        </w:rPr>
-        <w:t>Camping</w:t>
-      </w:r>
-    </w:p>
-    <w:p>
-      <w:pPr>
-        <w:pStyle w:val="ListParagraph"/>
-        <w:numPr>
-          <w:ilvl w:val="2"/>
-          <w:numId w:val="1"/>
-        </w:numPr>
-        <w:rPr>
-          <w:rFonts w:ascii="Cascadia Code" w:hAnsi="Cascadia Code" w:cs="Cascadia Code"/>
-        </w:rPr>
-      </w:pPr>
-      <w:r>
-        <w:rPr>
-          <w:rFonts w:ascii="Cascadia Code" w:hAnsi="Cascadia Code" w:cs="Cascadia Code"/>
-        </w:rPr>
-        <w:t>Map</w:t>
-      </w:r>
-    </w:p>
-    <w:p>
-      <w:pPr>
-        <w:pStyle w:val="ListParagraph"/>
-        <w:numPr>
-          <w:ilvl w:val="2"/>
-          <w:numId w:val="1"/>
-        </w:numPr>
-        <w:rPr>
-          <w:rFonts w:ascii="Cascadia Code" w:hAnsi="Cascadia Code" w:cs="Cascadia Code"/>
-        </w:rPr>
-      </w:pPr>
-      <w:r>
-        <w:rPr>
-          <w:rFonts w:ascii="Cascadia Code" w:hAnsi="Cascadia Code" w:cs="Cascadia Code"/>
-        </w:rPr>
-        <w:t>Driving – Unsure</w:t>
-      </w:r>
-    </w:p>
-    <w:p>
-      <w:pPr>
-        <w:pStyle w:val="ListParagraph"/>
-        <w:numPr>
-          <w:ilvl w:val="2"/>
-          <w:numId w:val="1"/>
-        </w:numPr>
-        <w:rPr>
-          <w:rFonts w:ascii="Cascadia Code" w:hAnsi="Cascadia Code" w:cs="Cascadia Code"/>
-        </w:rPr>
-      </w:pPr>
-      <w:r>
-        <w:rPr>
-          <w:rFonts w:ascii="Cascadia Code" w:hAnsi="Cascadia Code" w:cs="Cascadia Code"/>
-        </w:rPr>
-        <w:t>Sleep | Fast Forward</w:t>
-      </w:r>
-    </w:p>
-    <w:p>
-      <w:pPr>
-        <w:pStyle w:val="ListParagraph"/>
-        <w:numPr>
-          <w:ilvl w:val="2"/>
-          <w:numId w:val="1"/>
-        </w:numPr>
-        <w:rPr>
-          <w:rFonts w:ascii="Cascadia Code" w:hAnsi="Cascadia Code" w:cs="Cascadia Code"/>
-        </w:rPr>
-      </w:pPr>
-      <w:r>
-        <w:rPr>
-          <w:rFonts w:ascii="Cascadia Code" w:hAnsi="Cascadia Code" w:cs="Cascadia Code"/>
-        </w:rPr>
-        <w:t>Mele Combat</w:t>
-      </w:r>
-    </w:p>
-    <w:p>
-      <w:pPr>
-        <w:pStyle w:val="ListParagraph"/>
-        <w:numPr>
-          <w:ilvl w:val="2"/>
-          <w:numId w:val="1"/>
-        </w:numPr>
-        <w:rPr>
-          <w:rFonts w:ascii="Cascadia Code" w:hAnsi="Cascadia Code" w:cs="Cascadia Code"/>
-        </w:rPr>
-      </w:pPr>
-      <w:r>
-        <w:rPr>
-          <w:rFonts w:ascii="Cascadia Code" w:hAnsi="Cascadia Code" w:cs="Cascadia Code"/>
-        </w:rPr>
-        <w:t>Range Combat</w:t>
-      </w:r>
-    </w:p>
-    <w:p>
-      <w:pPr>
-        <w:pStyle w:val="ListParagraph"/>
-        <w:numPr>
-          <w:ilvl w:val="2"/>
-          <w:numId w:val="1"/>
-        </w:numPr>
-        <w:rPr>
-          <w:rFonts w:ascii="Cascadia Code" w:hAnsi="Cascadia Code" w:cs="Cascadia Code"/>
-        </w:rPr>
-      </w:pPr>
-      <w:r>
-        <w:rPr>
-          <w:rFonts w:ascii="Cascadia Code" w:hAnsi="Cascadia Code" w:cs="Cascadia Code"/>
-        </w:rPr>
-        <w:t>Vehicle Combat</w:t>
-      </w:r>
-    </w:p>
-    <w:p>
-      <w:pPr>
-        <w:pStyle w:val="ListParagraph"/>
-        <w:numPr>
-          <w:ilvl w:val="2"/>
-          <w:numId w:val="1"/>
-        </w:numPr>
-        <w:rPr>
-          <w:rFonts w:ascii="Cascadia Code" w:hAnsi="Cascadia Code" w:cs="Cascadia Code"/>
-        </w:rPr>
-      </w:pPr>
-      <w:r>
-        <w:rPr>
-          <w:rFonts w:ascii="Cascadia Code" w:hAnsi="Cascadia Code" w:cs="Cascadia Code"/>
-        </w:rPr>
-        <w:t>Raid</w:t>
-      </w:r>
-    </w:p>
-    <w:p>
-      <w:pPr>
-        <w:pStyle w:val="ListParagraph"/>
-        <w:numPr>
-          <w:ilvl w:val="2"/>
-          <w:numId w:val="1"/>
-        </w:numPr>
-        <w:rPr>
-          <w:rFonts w:ascii="Cascadia Code" w:hAnsi="Cascadia Code" w:cs="Cascadia Code"/>
-        </w:rPr>
-      </w:pPr>
-      <w:r>
-        <w:rPr>
-          <w:rFonts w:ascii="Cascadia Code" w:hAnsi="Cascadia Code" w:cs="Cascadia Code"/>
-        </w:rPr>
-        <w:t>Safe Zone</w:t>
+        <w:t>Puzzle – Patial</w:t>
       </w:r>
     </w:p>
     <w:p>
@@ -2446,7 +2601,7 @@
         <w:rPr>
           <w:rFonts w:ascii="Cascadia Code" w:hAnsi="Cascadia Code" w:cs="Cascadia Code"/>
         </w:rPr>
-        <w:t>2D Aesthetic</w:t>
+        <w:t>Exploration</w:t>
       </w:r>
     </w:p>
     <w:p>
@@ -2464,7 +2619,7 @@
         <w:rPr>
           <w:rFonts w:ascii="Cascadia Code" w:hAnsi="Cascadia Code" w:cs="Cascadia Code"/>
         </w:rPr>
-        <w:t>Puzzle – Patial</w:t>
+        <w:t>2.5D</w:t>
       </w:r>
     </w:p>
     <w:p>
@@ -2482,42 +2637,6 @@
         <w:rPr>
           <w:rFonts w:ascii="Cascadia Code" w:hAnsi="Cascadia Code" w:cs="Cascadia Code"/>
         </w:rPr>
-        <w:t>Exploration</w:t>
-      </w:r>
-    </w:p>
-    <w:p>
-      <w:pPr>
-        <w:pStyle w:val="ListParagraph"/>
-        <w:numPr>
-          <w:ilvl w:val="1"/>
-          <w:numId w:val="1"/>
-        </w:numPr>
-        <w:rPr>
-          <w:rFonts w:ascii="Cascadia Code" w:hAnsi="Cascadia Code" w:cs="Cascadia Code"/>
-        </w:rPr>
-      </w:pPr>
-      <w:r>
-        <w:rPr>
-          <w:rFonts w:ascii="Cascadia Code" w:hAnsi="Cascadia Code" w:cs="Cascadia Code"/>
-        </w:rPr>
-        <w:t>2.5D</w:t>
-      </w:r>
-    </w:p>
-    <w:p>
-      <w:pPr>
-        <w:pStyle w:val="ListParagraph"/>
-        <w:numPr>
-          <w:ilvl w:val="1"/>
-          <w:numId w:val="1"/>
-        </w:numPr>
-        <w:rPr>
-          <w:rFonts w:ascii="Cascadia Code" w:hAnsi="Cascadia Code" w:cs="Cascadia Code"/>
-        </w:rPr>
-      </w:pPr>
-      <w:r>
-        <w:rPr>
-          <w:rFonts w:ascii="Cascadia Code" w:hAnsi="Cascadia Code" w:cs="Cascadia Code"/>
-        </w:rPr>
         <w:t>Simulation</w:t>
       </w:r>
     </w:p>
@@ -2592,6 +2711,15 @@
         </w:rPr>
         <w:t>Word Event</w:t>
       </w:r>
+    </w:p>
+    <w:p>
+      <w:pPr>
+        <w:pStyle w:val="ListParagraph"/>
+        <w:ind w:left="1080"/>
+        <w:rPr>
+          <w:rFonts w:ascii="Cascadia Code" w:hAnsi="Cascadia Code" w:cs="Cascadia Code"/>
+        </w:rPr>
+      </w:pPr>
     </w:p>
     <w:p>
       <w:pPr>
